--- a/docs/Architecture.docx
+++ b/docs/Architecture.docx
@@ -133,21 +133,7 @@
         <w:rPr>
           <w:lang w:val="en-US"/>
         </w:rPr>
-        <w:t xml:space="preserve">Metrics. Prometheus pulls them from the cluster and keeps 7 days on a persistent disk. Alerts from Prometheus go to </w:t>
-      </w:r>
-      <w:proofErr w:type="spellStart"/>
-      <w:r>
-        <w:rPr>
-          <w:lang w:val="en-US"/>
-        </w:rPr>
-        <w:t>Alertmanager</w:t>
-      </w:r>
-      <w:proofErr w:type="spellEnd"/>
-      <w:r>
-        <w:rPr>
-          <w:lang w:val="en-US"/>
-        </w:rPr>
-        <w:t>, which sends e-mail.</w:t>
+        <w:t>Metrics. Prometheus pulls them from the cluster and keeps 7 days on a persistent disk. Alerts from Prometheus go to Alertmanager, which sends e-mail.</w:t>
       </w:r>
     </w:p>
     <w:p>
@@ -183,35 +169,7 @@
         <w:rPr>
           <w:lang w:val="en-US"/>
         </w:rPr>
-        <w:t>Traces. The sample application(</w:t>
-      </w:r>
-      <w:proofErr w:type="spellStart"/>
-      <w:r>
-        <w:rPr>
-          <w:lang w:val="en-US"/>
-        </w:rPr>
-        <w:t>microsim</w:t>
-      </w:r>
-      <w:proofErr w:type="spellEnd"/>
-      <w:r>
-        <w:rPr>
-          <w:lang w:val="en-US"/>
-        </w:rPr>
-        <w:t xml:space="preserve">) sends </w:t>
-      </w:r>
-      <w:proofErr w:type="spellStart"/>
-      <w:r>
-        <w:rPr>
-          <w:lang w:val="en-US"/>
-        </w:rPr>
-        <w:t>OpenTelemetry</w:t>
-      </w:r>
-      <w:proofErr w:type="spellEnd"/>
-      <w:r>
-        <w:rPr>
-          <w:lang w:val="en-US"/>
-        </w:rPr>
-        <w:t xml:space="preserve"> traces straight to Tempo, which stores them in a GCS bucket for 7 days.</w:t>
+        <w:t>Traces. The sample application(microsim) sends OpenTelemetry traces straight to Tempo, which stores them in a GCS bucket for 7 days.</w:t>
       </w:r>
     </w:p>
     <w:p>
@@ -354,21 +312,7 @@
         <w:rPr>
           <w:lang w:val="en-US"/>
         </w:rPr>
-        <w:t xml:space="preserve">Each node is </w:t>
-      </w:r>
-      <w:proofErr w:type="gramStart"/>
-      <w:r>
-        <w:rPr>
-          <w:lang w:val="en-US"/>
-        </w:rPr>
-        <w:t>an</w:t>
-      </w:r>
-      <w:proofErr w:type="gramEnd"/>
-      <w:r>
-        <w:rPr>
-          <w:lang w:val="en-US"/>
-        </w:rPr>
-        <w:t xml:space="preserve"> 4 vCPU, 16 GB. </w:t>
+        <w:t xml:space="preserve">Each node is an 4 vCPU, 16 GB. </w:t>
       </w:r>
       <w:r>
         <w:rPr>
@@ -407,21 +351,7 @@
         <w:rPr>
           <w:lang w:val="en-US"/>
         </w:rPr>
-        <w:t xml:space="preserve">The nodes are private: they have no public IP addresses. Outbound traffic (image pulls, SMTP) goes through Cloud NAT. The Kubernetes API endpoint is still public and protected by authentication, so </w:t>
-      </w:r>
-      <w:proofErr w:type="spellStart"/>
-      <w:r>
-        <w:rPr>
-          <w:lang w:val="en-US"/>
-        </w:rPr>
-        <w:t>kubectl</w:t>
-      </w:r>
-      <w:proofErr w:type="spellEnd"/>
-      <w:r>
-        <w:rPr>
-          <w:lang w:val="en-US"/>
-        </w:rPr>
-        <w:t xml:space="preserve"> works from anywhere.</w:t>
+        <w:t>The nodes are private: they have no public IP addresses. Outbound traffic (image pulls, SMTP) goes through Cloud NAT. The Kubernetes API endpoint is still public and protected by authentication, so kubectl works from anywhere.</w:t>
       </w:r>
     </w:p>
     <w:p>
@@ -1134,7 +1064,6 @@
             <w:pPr>
               <w:spacing w:after="0"/>
             </w:pPr>
-            <w:proofErr w:type="spellStart"/>
             <w:r>
               <w:rPr>
                 <w:b/>
@@ -1142,7 +1071,6 @@
               </w:rPr>
               <w:t>Component</w:t>
             </w:r>
-            <w:proofErr w:type="spellEnd"/>
           </w:p>
         </w:tc>
         <w:tc>
@@ -1167,7 +1095,6 @@
             <w:pPr>
               <w:spacing w:after="0"/>
             </w:pPr>
-            <w:proofErr w:type="spellStart"/>
             <w:r>
               <w:rPr>
                 <w:b/>
@@ -1175,7 +1102,6 @@
               </w:rPr>
               <w:t>Version</w:t>
             </w:r>
-            <w:proofErr w:type="spellEnd"/>
           </w:p>
         </w:tc>
         <w:tc>
@@ -1200,7 +1126,6 @@
             <w:pPr>
               <w:spacing w:after="0"/>
             </w:pPr>
-            <w:proofErr w:type="spellStart"/>
             <w:r>
               <w:rPr>
                 <w:b/>
@@ -1208,7 +1133,6 @@
               </w:rPr>
               <w:t>Replicas</w:t>
             </w:r>
-            <w:proofErr w:type="spellEnd"/>
           </w:p>
         </w:tc>
         <w:tc>
@@ -1233,7 +1157,6 @@
             <w:pPr>
               <w:spacing w:after="0"/>
             </w:pPr>
-            <w:proofErr w:type="spellStart"/>
             <w:r>
               <w:rPr>
                 <w:b/>
@@ -1241,7 +1164,6 @@
               </w:rPr>
               <w:t>Storage</w:t>
             </w:r>
-            <w:proofErr w:type="spellEnd"/>
           </w:p>
         </w:tc>
       </w:tr>
@@ -1270,11 +1192,9 @@
             <w:pPr>
               <w:spacing w:after="0"/>
             </w:pPr>
-            <w:proofErr w:type="spellStart"/>
             <w:r>
               <w:t>Prometheus</w:t>
             </w:r>
-            <w:proofErr w:type="spellEnd"/>
           </w:p>
         </w:tc>
         <w:tc>
@@ -1298,21 +1218,8 @@
             <w:pPr>
               <w:spacing w:after="0"/>
             </w:pPr>
-            <w:proofErr w:type="spellStart"/>
-            <w:r>
-              <w:t>kube-prometheus-stack</w:t>
-            </w:r>
-            <w:proofErr w:type="spellEnd"/>
-            <w:r>
-              <w:t xml:space="preserve"> </w:t>
-            </w:r>
-            <w:proofErr w:type="spellStart"/>
-            <w:r>
-              <w:t>chart</w:t>
-            </w:r>
-            <w:proofErr w:type="spellEnd"/>
-            <w:r>
-              <w:t xml:space="preserve"> 92.10.1</w:t>
+            <w:r>
+              <w:t>kube-prometheus-stack chart 92.10.1</w:t>
             </w:r>
           </w:p>
         </w:tc>
@@ -1364,39 +1271,7 @@
               <w:spacing w:after="0"/>
             </w:pPr>
             <w:r>
-              <w:t xml:space="preserve">15 </w:t>
-            </w:r>
-            <w:proofErr w:type="spellStart"/>
-            <w:r>
-              <w:t>Gi</w:t>
-            </w:r>
-            <w:proofErr w:type="spellEnd"/>
-            <w:r>
-              <w:t xml:space="preserve"> </w:t>
-            </w:r>
-            <w:proofErr w:type="spellStart"/>
-            <w:r>
-              <w:t>disk</w:t>
-            </w:r>
-            <w:proofErr w:type="spellEnd"/>
-            <w:r>
-              <w:t xml:space="preserve"> </w:t>
-            </w:r>
-            <w:proofErr w:type="spellStart"/>
-            <w:r>
-              <w:t>per</w:t>
-            </w:r>
-            <w:proofErr w:type="spellEnd"/>
-            <w:r>
-              <w:t xml:space="preserve"> </w:t>
-            </w:r>
-            <w:proofErr w:type="spellStart"/>
-            <w:r>
-              <w:t>replica</w:t>
-            </w:r>
-            <w:proofErr w:type="spellEnd"/>
-            <w:r>
-              <w:t xml:space="preserve">, </w:t>
+              <w:t xml:space="preserve">15 Gi disk per replica, </w:t>
             </w:r>
             <w:r>
               <w:rPr>
@@ -1405,29 +1280,8 @@
               <w:t>7</w:t>
             </w:r>
             <w:r>
-              <w:t xml:space="preserve"> </w:t>
-            </w:r>
-            <w:proofErr w:type="spellStart"/>
-            <w:r>
-              <w:t>days</w:t>
-            </w:r>
-            <w:proofErr w:type="spellEnd"/>
-            <w:r>
-              <w:t xml:space="preserve"> </w:t>
-            </w:r>
-            <w:proofErr w:type="spellStart"/>
-            <w:r>
-              <w:t>of</w:t>
-            </w:r>
-            <w:proofErr w:type="spellEnd"/>
-            <w:r>
-              <w:t xml:space="preserve"> </w:t>
-            </w:r>
-            <w:proofErr w:type="spellStart"/>
-            <w:r>
-              <w:t>data</w:t>
-            </w:r>
-            <w:proofErr w:type="spellEnd"/>
+              <w:t xml:space="preserve"> days of data</w:t>
+            </w:r>
           </w:p>
         </w:tc>
       </w:tr>
@@ -1456,11 +1310,9 @@
             <w:pPr>
               <w:spacing w:after="0"/>
             </w:pPr>
-            <w:proofErr w:type="spellStart"/>
             <w:r>
               <w:t>Alertmanager</w:t>
             </w:r>
-            <w:proofErr w:type="spellEnd"/>
           </w:p>
         </w:tc>
         <w:tc>
@@ -1484,19 +1336,9 @@
             <w:pPr>
               <w:spacing w:after="0"/>
             </w:pPr>
-            <w:proofErr w:type="spellStart"/>
-            <w:r>
-              <w:t>same</w:t>
-            </w:r>
-            <w:proofErr w:type="spellEnd"/>
-            <w:r>
-              <w:t xml:space="preserve"> </w:t>
-            </w:r>
-            <w:proofErr w:type="spellStart"/>
-            <w:r>
-              <w:t>chart</w:t>
-            </w:r>
-            <w:proofErr w:type="spellEnd"/>
+            <w:r>
+              <w:t>same chart</w:t>
+            </w:r>
           </w:p>
         </w:tc>
         <w:tc>
@@ -1546,11 +1388,9 @@
             <w:pPr>
               <w:spacing w:after="0"/>
             </w:pPr>
-            <w:proofErr w:type="spellStart"/>
             <w:r>
               <w:t>none</w:t>
             </w:r>
-            <w:proofErr w:type="spellEnd"/>
           </w:p>
         </w:tc>
       </w:tr>
@@ -1579,11 +1419,9 @@
             <w:pPr>
               <w:spacing w:after="0"/>
             </w:pPr>
-            <w:proofErr w:type="spellStart"/>
             <w:r>
               <w:t>Grafana</w:t>
             </w:r>
-            <w:proofErr w:type="spellEnd"/>
           </w:p>
         </w:tc>
         <w:tc>
@@ -1607,19 +1445,9 @@
             <w:pPr>
               <w:spacing w:after="0"/>
             </w:pPr>
-            <w:proofErr w:type="spellStart"/>
-            <w:r>
-              <w:t>same</w:t>
-            </w:r>
-            <w:proofErr w:type="spellEnd"/>
-            <w:r>
-              <w:t xml:space="preserve"> </w:t>
-            </w:r>
-            <w:proofErr w:type="spellStart"/>
-            <w:r>
-              <w:t>chart</w:t>
-            </w:r>
-            <w:proofErr w:type="spellEnd"/>
+            <w:r>
+              <w:t>same chart</w:t>
+            </w:r>
           </w:p>
         </w:tc>
         <w:tc>
@@ -1670,21 +1498,8 @@
               <w:spacing w:after="0"/>
             </w:pPr>
             <w:r>
-              <w:t xml:space="preserve">2 </w:t>
-            </w:r>
-            <w:proofErr w:type="spellStart"/>
-            <w:r>
-              <w:t>Gi</w:t>
-            </w:r>
-            <w:proofErr w:type="spellEnd"/>
-            <w:r>
-              <w:t xml:space="preserve"> </w:t>
-            </w:r>
-            <w:proofErr w:type="spellStart"/>
-            <w:r>
-              <w:t>disk</w:t>
-            </w:r>
-            <w:proofErr w:type="spellEnd"/>
+              <w:t>2 Gi disk</w:t>
+            </w:r>
           </w:p>
         </w:tc>
       </w:tr>
@@ -1713,11 +1528,9 @@
             <w:pPr>
               <w:spacing w:after="0"/>
             </w:pPr>
-            <w:proofErr w:type="spellStart"/>
             <w:r>
               <w:t>Loki</w:t>
             </w:r>
-            <w:proofErr w:type="spellEnd"/>
           </w:p>
         </w:tc>
         <w:tc>
@@ -1741,13 +1554,8 @@
             <w:pPr>
               <w:spacing w:after="0"/>
             </w:pPr>
-            <w:proofErr w:type="spellStart"/>
-            <w:r>
-              <w:t>chart</w:t>
-            </w:r>
-            <w:proofErr w:type="spellEnd"/>
-            <w:r>
-              <w:t xml:space="preserve"> 18.17.1</w:t>
+            <w:r>
+              <w:t>chart 18.17.1</w:t>
             </w:r>
           </w:p>
         </w:tc>
@@ -1799,69 +1607,8 @@
               <w:spacing w:after="0"/>
             </w:pPr>
             <w:r>
-              <w:t xml:space="preserve">GCS </w:t>
-            </w:r>
-            <w:proofErr w:type="spellStart"/>
-            <w:r>
-              <w:t>bucket</w:t>
-            </w:r>
-            <w:proofErr w:type="spellEnd"/>
-            <w:r>
-              <w:t xml:space="preserve"> (30 </w:t>
-            </w:r>
-            <w:proofErr w:type="spellStart"/>
-            <w:r>
-              <w:t>days</w:t>
-            </w:r>
-            <w:proofErr w:type="spellEnd"/>
-            <w:r>
-              <w:t xml:space="preserve">) </w:t>
-            </w:r>
-            <w:proofErr w:type="spellStart"/>
-            <w:r>
-              <w:t>and</w:t>
-            </w:r>
-            <w:proofErr w:type="spellEnd"/>
-            <w:r>
-              <w:t xml:space="preserve"> a 5 </w:t>
-            </w:r>
-            <w:proofErr w:type="spellStart"/>
-            <w:r>
-              <w:t>Gi</w:t>
-            </w:r>
-            <w:proofErr w:type="spellEnd"/>
-            <w:r>
-              <w:t xml:space="preserve"> </w:t>
-            </w:r>
-            <w:proofErr w:type="spellStart"/>
-            <w:r>
-              <w:t>buffer</w:t>
-            </w:r>
-            <w:proofErr w:type="spellEnd"/>
-            <w:r>
-              <w:t xml:space="preserve"> </w:t>
-            </w:r>
-            <w:proofErr w:type="spellStart"/>
-            <w:r>
-              <w:t>disk</w:t>
-            </w:r>
-            <w:proofErr w:type="spellEnd"/>
-            <w:r>
-              <w:t xml:space="preserve"> </w:t>
-            </w:r>
-            <w:proofErr w:type="spellStart"/>
-            <w:r>
-              <w:t>per</w:t>
-            </w:r>
-            <w:proofErr w:type="spellEnd"/>
-            <w:r>
-              <w:t xml:space="preserve"> </w:t>
-            </w:r>
-            <w:proofErr w:type="spellStart"/>
-            <w:r>
-              <w:t>replica</w:t>
-            </w:r>
-            <w:proofErr w:type="spellEnd"/>
+              <w:t>GCS bucket (30 days) and a 5 Gi buffer disk per replica</w:t>
+            </w:r>
           </w:p>
         </w:tc>
       </w:tr>
@@ -1890,11 +1637,9 @@
             <w:pPr>
               <w:spacing w:after="0"/>
             </w:pPr>
-            <w:proofErr w:type="spellStart"/>
             <w:r>
               <w:t>Tempo</w:t>
             </w:r>
-            <w:proofErr w:type="spellEnd"/>
           </w:p>
         </w:tc>
         <w:tc>
@@ -1918,13 +1663,8 @@
             <w:pPr>
               <w:spacing w:after="0"/>
             </w:pPr>
-            <w:proofErr w:type="spellStart"/>
-            <w:r>
-              <w:t>chart</w:t>
-            </w:r>
-            <w:proofErr w:type="spellEnd"/>
-            <w:r>
-              <w:t xml:space="preserve"> 3.2.0</w:t>
+            <w:r>
+              <w:t>chart 3.2.0</w:t>
             </w:r>
           </w:p>
         </w:tc>
@@ -1976,53 +1716,8 @@
               <w:spacing w:after="0"/>
             </w:pPr>
             <w:r>
-              <w:t xml:space="preserve">GCS </w:t>
-            </w:r>
-            <w:proofErr w:type="spellStart"/>
-            <w:r>
-              <w:t>bucket</w:t>
-            </w:r>
-            <w:proofErr w:type="spellEnd"/>
-            <w:r>
-              <w:t xml:space="preserve"> (7 </w:t>
-            </w:r>
-            <w:proofErr w:type="spellStart"/>
-            <w:r>
-              <w:t>days</w:t>
-            </w:r>
-            <w:proofErr w:type="spellEnd"/>
-            <w:r>
-              <w:t xml:space="preserve">) </w:t>
-            </w:r>
-            <w:proofErr w:type="spellStart"/>
-            <w:r>
-              <w:t>and</w:t>
-            </w:r>
-            <w:proofErr w:type="spellEnd"/>
-            <w:r>
-              <w:t xml:space="preserve"> a 5 </w:t>
-            </w:r>
-            <w:proofErr w:type="spellStart"/>
-            <w:r>
-              <w:t>Gi</w:t>
-            </w:r>
-            <w:proofErr w:type="spellEnd"/>
-            <w:r>
-              <w:t xml:space="preserve"> </w:t>
-            </w:r>
-            <w:proofErr w:type="spellStart"/>
-            <w:r>
-              <w:t>buffer</w:t>
-            </w:r>
-            <w:proofErr w:type="spellEnd"/>
-            <w:r>
-              <w:t xml:space="preserve"> </w:t>
-            </w:r>
-            <w:proofErr w:type="spellStart"/>
-            <w:r>
-              <w:t>disk</w:t>
-            </w:r>
-            <w:proofErr w:type="spellEnd"/>
+              <w:t>GCS bucket (7 days) and a 5 Gi buffer disk</w:t>
+            </w:r>
           </w:p>
         </w:tc>
       </w:tr>
@@ -2051,11 +1746,9 @@
             <w:pPr>
               <w:spacing w:after="0"/>
             </w:pPr>
-            <w:proofErr w:type="spellStart"/>
             <w:r>
               <w:t>Alloy</w:t>
             </w:r>
-            <w:proofErr w:type="spellEnd"/>
           </w:p>
         </w:tc>
         <w:tc>
@@ -2079,13 +1772,8 @@
             <w:pPr>
               <w:spacing w:after="0"/>
             </w:pPr>
-            <w:proofErr w:type="spellStart"/>
-            <w:r>
-              <w:t>chart</w:t>
-            </w:r>
-            <w:proofErr w:type="spellEnd"/>
-            <w:r>
-              <w:t xml:space="preserve"> 1.13.1</w:t>
+            <w:r>
+              <w:t>chart 1.13.1</w:t>
             </w:r>
           </w:p>
         </w:tc>
@@ -2136,11 +1824,9 @@
             <w:pPr>
               <w:spacing w:after="0"/>
             </w:pPr>
-            <w:proofErr w:type="spellStart"/>
             <w:r>
               <w:t>none</w:t>
             </w:r>
-            <w:proofErr w:type="spellEnd"/>
           </w:p>
         </w:tc>
       </w:tr>
@@ -2169,29 +1855,8 @@
             <w:pPr>
               <w:spacing w:after="0"/>
             </w:pPr>
-            <w:proofErr w:type="spellStart"/>
-            <w:r>
-              <w:t>microsim</w:t>
-            </w:r>
-            <w:proofErr w:type="spellEnd"/>
-            <w:r>
-              <w:t xml:space="preserve"> (</w:t>
-            </w:r>
-            <w:proofErr w:type="spellStart"/>
-            <w:r>
-              <w:t>sample</w:t>
-            </w:r>
-            <w:proofErr w:type="spellEnd"/>
-            <w:r>
-              <w:t xml:space="preserve"> </w:t>
-            </w:r>
-            <w:proofErr w:type="spellStart"/>
-            <w:r>
-              <w:t>app</w:t>
-            </w:r>
-            <w:proofErr w:type="spellEnd"/>
-            <w:r>
-              <w:t>)</w:t>
+            <w:r>
+              <w:t>microsim (sample app)</w:t>
             </w:r>
           </w:p>
         </w:tc>
@@ -2216,13 +1881,8 @@
             <w:pPr>
               <w:spacing w:after="0"/>
             </w:pPr>
-            <w:proofErr w:type="spellStart"/>
-            <w:r>
-              <w:t>image</w:t>
-            </w:r>
-            <w:proofErr w:type="spellEnd"/>
-            <w:r>
-              <w:t xml:space="preserve"> v0.6.0</w:t>
+            <w:r>
+              <w:t>image v0.6.0</w:t>
             </w:r>
           </w:p>
         </w:tc>
@@ -2273,11 +1933,9 @@
             <w:pPr>
               <w:spacing w:after="0"/>
             </w:pPr>
-            <w:proofErr w:type="spellStart"/>
             <w:r>
               <w:t>none</w:t>
             </w:r>
-            <w:proofErr w:type="spellEnd"/>
           </w:p>
         </w:tc>
       </w:tr>
@@ -2322,7 +1980,6 @@
           <w:szCs w:val="24"/>
         </w:rPr>
       </w:pPr>
-      <w:proofErr w:type="spellStart"/>
       <w:r>
         <w:rPr>
           <w:b/>
@@ -2332,7 +1989,6 @@
         </w:rPr>
         <w:t>Alerts</w:t>
       </w:r>
-      <w:proofErr w:type="spellEnd"/>
     </w:p>
     <w:p>
       <w:pPr>
@@ -2341,485 +1997,12 @@
           <w:szCs w:val="24"/>
         </w:rPr>
       </w:pPr>
-      <w:proofErr w:type="spellStart"/>
-      <w:r>
-        <w:rPr>
-          <w:sz w:val="24"/>
-          <w:szCs w:val="24"/>
-        </w:rPr>
-        <w:t>Prometheus</w:t>
-      </w:r>
-      <w:proofErr w:type="spellEnd"/>
-      <w:r>
-        <w:rPr>
-          <w:sz w:val="24"/>
-          <w:szCs w:val="24"/>
-        </w:rPr>
-        <w:t xml:space="preserve"> </w:t>
-      </w:r>
-      <w:proofErr w:type="spellStart"/>
-      <w:r>
-        <w:rPr>
-          <w:sz w:val="24"/>
-          <w:szCs w:val="24"/>
-        </w:rPr>
-        <w:t>evaluates</w:t>
-      </w:r>
-      <w:proofErr w:type="spellEnd"/>
-      <w:r>
-        <w:rPr>
-          <w:sz w:val="24"/>
-          <w:szCs w:val="24"/>
-        </w:rPr>
-        <w:t xml:space="preserve"> </w:t>
-      </w:r>
-      <w:proofErr w:type="spellStart"/>
-      <w:r>
-        <w:rPr>
-          <w:sz w:val="24"/>
-          <w:szCs w:val="24"/>
-        </w:rPr>
-        <w:t>about</w:t>
-      </w:r>
-      <w:proofErr w:type="spellEnd"/>
-      <w:r>
-        <w:rPr>
-          <w:sz w:val="24"/>
-          <w:szCs w:val="24"/>
-        </w:rPr>
-        <w:t xml:space="preserve"> 100 </w:t>
-      </w:r>
-      <w:proofErr w:type="spellStart"/>
-      <w:r>
-        <w:rPr>
-          <w:sz w:val="24"/>
-          <w:szCs w:val="24"/>
-        </w:rPr>
-        <w:t>default</w:t>
-      </w:r>
-      <w:proofErr w:type="spellEnd"/>
-      <w:r>
-        <w:rPr>
-          <w:sz w:val="24"/>
-          <w:szCs w:val="24"/>
-        </w:rPr>
-        <w:t xml:space="preserve"> </w:t>
-      </w:r>
-      <w:proofErr w:type="spellStart"/>
-      <w:r>
-        <w:rPr>
-          <w:sz w:val="24"/>
-          <w:szCs w:val="24"/>
-        </w:rPr>
-        <w:t>Kubernetes</w:t>
-      </w:r>
-      <w:proofErr w:type="spellEnd"/>
-      <w:r>
-        <w:rPr>
-          <w:sz w:val="24"/>
-          <w:szCs w:val="24"/>
-        </w:rPr>
-        <w:t xml:space="preserve"> </w:t>
-      </w:r>
-      <w:proofErr w:type="spellStart"/>
-      <w:r>
-        <w:rPr>
-          <w:sz w:val="24"/>
-          <w:szCs w:val="24"/>
-        </w:rPr>
-        <w:t>rules</w:t>
-      </w:r>
-      <w:proofErr w:type="spellEnd"/>
-      <w:r>
-        <w:rPr>
-          <w:sz w:val="24"/>
-          <w:szCs w:val="24"/>
-        </w:rPr>
-        <w:t xml:space="preserve"> </w:t>
-      </w:r>
-      <w:proofErr w:type="spellStart"/>
-      <w:r>
-        <w:rPr>
-          <w:sz w:val="24"/>
-          <w:szCs w:val="24"/>
-        </w:rPr>
-        <w:t>and</w:t>
-      </w:r>
-      <w:proofErr w:type="spellEnd"/>
-      <w:r>
-        <w:rPr>
-          <w:sz w:val="24"/>
-          <w:szCs w:val="24"/>
-        </w:rPr>
-        <w:t xml:space="preserve"> 7 </w:t>
-      </w:r>
-      <w:proofErr w:type="spellStart"/>
-      <w:r>
-        <w:rPr>
-          <w:sz w:val="24"/>
-          <w:szCs w:val="24"/>
-        </w:rPr>
-        <w:t>of</w:t>
-      </w:r>
-      <w:proofErr w:type="spellEnd"/>
-      <w:r>
-        <w:rPr>
-          <w:sz w:val="24"/>
-          <w:szCs w:val="24"/>
-        </w:rPr>
-        <w:t xml:space="preserve"> </w:t>
-      </w:r>
-      <w:proofErr w:type="spellStart"/>
-      <w:r>
-        <w:rPr>
-          <w:sz w:val="24"/>
-          <w:szCs w:val="24"/>
-        </w:rPr>
-        <w:t>my</w:t>
-      </w:r>
-      <w:proofErr w:type="spellEnd"/>
-      <w:r>
-        <w:rPr>
-          <w:sz w:val="24"/>
-          <w:szCs w:val="24"/>
-        </w:rPr>
-        <w:t xml:space="preserve"> </w:t>
-      </w:r>
-      <w:proofErr w:type="spellStart"/>
-      <w:r>
-        <w:rPr>
-          <w:sz w:val="24"/>
-          <w:szCs w:val="24"/>
-        </w:rPr>
-        <w:t>own</w:t>
-      </w:r>
-      <w:proofErr w:type="spellEnd"/>
-      <w:r>
-        <w:rPr>
-          <w:sz w:val="24"/>
-          <w:szCs w:val="24"/>
-        </w:rPr>
-        <w:t xml:space="preserve"> (</w:t>
-      </w:r>
-      <w:proofErr w:type="spellStart"/>
-      <w:r>
-        <w:rPr>
-          <w:sz w:val="24"/>
-          <w:szCs w:val="24"/>
-        </w:rPr>
-        <w:t>in</w:t>
-      </w:r>
-      <w:proofErr w:type="spellEnd"/>
-      <w:r>
-        <w:rPr>
-          <w:sz w:val="24"/>
-          <w:szCs w:val="24"/>
-        </w:rPr>
-        <w:t xml:space="preserve"> </w:t>
-      </w:r>
-      <w:proofErr w:type="spellStart"/>
-      <w:r>
-        <w:rPr>
-          <w:sz w:val="24"/>
-          <w:szCs w:val="24"/>
-        </w:rPr>
-        <w:t>custom-alerts.yaml</w:t>
-      </w:r>
-      <w:proofErr w:type="spellEnd"/>
-      <w:r>
-        <w:rPr>
-          <w:sz w:val="24"/>
-          <w:szCs w:val="24"/>
-        </w:rPr>
-        <w:t xml:space="preserve">), </w:t>
-      </w:r>
-      <w:proofErr w:type="spellStart"/>
-      <w:r>
-        <w:rPr>
-          <w:sz w:val="24"/>
-          <w:szCs w:val="24"/>
-        </w:rPr>
-        <w:t>and</w:t>
-      </w:r>
-      <w:proofErr w:type="spellEnd"/>
-      <w:r>
-        <w:rPr>
-          <w:sz w:val="24"/>
-          <w:szCs w:val="24"/>
-        </w:rPr>
-        <w:t xml:space="preserve"> </w:t>
-      </w:r>
-      <w:proofErr w:type="spellStart"/>
-      <w:r>
-        <w:rPr>
-          <w:sz w:val="24"/>
-          <w:szCs w:val="24"/>
-        </w:rPr>
-        <w:t>sends</w:t>
-      </w:r>
-      <w:proofErr w:type="spellEnd"/>
-      <w:r>
-        <w:rPr>
-          <w:sz w:val="24"/>
-          <w:szCs w:val="24"/>
-        </w:rPr>
-        <w:t xml:space="preserve"> </w:t>
-      </w:r>
-      <w:proofErr w:type="spellStart"/>
-      <w:r>
-        <w:rPr>
-          <w:sz w:val="24"/>
-          <w:szCs w:val="24"/>
-        </w:rPr>
-        <w:t>alerts</w:t>
-      </w:r>
-      <w:proofErr w:type="spellEnd"/>
-      <w:r>
-        <w:rPr>
-          <w:sz w:val="24"/>
-          <w:szCs w:val="24"/>
-        </w:rPr>
-        <w:t xml:space="preserve"> </w:t>
-      </w:r>
-      <w:proofErr w:type="spellStart"/>
-      <w:r>
-        <w:rPr>
-          <w:sz w:val="24"/>
-          <w:szCs w:val="24"/>
-        </w:rPr>
-        <w:t>to</w:t>
-      </w:r>
-      <w:proofErr w:type="spellEnd"/>
-      <w:r>
-        <w:rPr>
-          <w:sz w:val="24"/>
-          <w:szCs w:val="24"/>
-        </w:rPr>
-        <w:t xml:space="preserve"> </w:t>
-      </w:r>
-      <w:proofErr w:type="spellStart"/>
-      <w:r>
-        <w:rPr>
-          <w:sz w:val="24"/>
-          <w:szCs w:val="24"/>
-        </w:rPr>
-        <w:t>Alertmanager</w:t>
-      </w:r>
-      <w:proofErr w:type="spellEnd"/>
-      <w:r>
-        <w:rPr>
-          <w:sz w:val="24"/>
-          <w:szCs w:val="24"/>
-        </w:rPr>
-        <w:t xml:space="preserve">. </w:t>
-      </w:r>
-      <w:proofErr w:type="spellStart"/>
-      <w:r>
-        <w:rPr>
-          <w:sz w:val="24"/>
-          <w:szCs w:val="24"/>
-        </w:rPr>
-        <w:t>Alertmanager</w:t>
-      </w:r>
-      <w:proofErr w:type="spellEnd"/>
-      <w:r>
-        <w:rPr>
-          <w:sz w:val="24"/>
-          <w:szCs w:val="24"/>
-        </w:rPr>
-        <w:t xml:space="preserve"> </w:t>
-      </w:r>
-      <w:proofErr w:type="spellStart"/>
-      <w:r>
-        <w:rPr>
-          <w:sz w:val="24"/>
-          <w:szCs w:val="24"/>
-        </w:rPr>
-        <w:t>sends</w:t>
-      </w:r>
-      <w:proofErr w:type="spellEnd"/>
-      <w:r>
-        <w:rPr>
-          <w:sz w:val="24"/>
-          <w:szCs w:val="24"/>
-        </w:rPr>
-        <w:t xml:space="preserve"> </w:t>
-      </w:r>
-      <w:proofErr w:type="spellStart"/>
-      <w:r>
-        <w:rPr>
-          <w:sz w:val="24"/>
-          <w:szCs w:val="24"/>
-        </w:rPr>
-        <w:t>an</w:t>
-      </w:r>
-      <w:proofErr w:type="spellEnd"/>
-      <w:r>
-        <w:rPr>
-          <w:sz w:val="24"/>
-          <w:szCs w:val="24"/>
-        </w:rPr>
-        <w:t xml:space="preserve"> e-</w:t>
-      </w:r>
-      <w:proofErr w:type="spellStart"/>
-      <w:r>
-        <w:rPr>
-          <w:sz w:val="24"/>
-          <w:szCs w:val="24"/>
-        </w:rPr>
-        <w:t>mail</w:t>
-      </w:r>
-      <w:proofErr w:type="spellEnd"/>
-      <w:r>
-        <w:rPr>
-          <w:sz w:val="24"/>
-          <w:szCs w:val="24"/>
-        </w:rPr>
-        <w:t xml:space="preserve"> </w:t>
-      </w:r>
-      <w:proofErr w:type="spellStart"/>
-      <w:r>
-        <w:rPr>
-          <w:sz w:val="24"/>
-          <w:szCs w:val="24"/>
-        </w:rPr>
-        <w:t>through</w:t>
-      </w:r>
-      <w:proofErr w:type="spellEnd"/>
-      <w:r>
-        <w:rPr>
-          <w:sz w:val="24"/>
-          <w:szCs w:val="24"/>
-        </w:rPr>
-        <w:t xml:space="preserve"> SMTP2GO, </w:t>
-      </w:r>
-      <w:proofErr w:type="spellStart"/>
-      <w:r>
-        <w:rPr>
-          <w:sz w:val="24"/>
-          <w:szCs w:val="24"/>
-        </w:rPr>
-        <w:t>plus</w:t>
-      </w:r>
-      <w:proofErr w:type="spellEnd"/>
-      <w:r>
-        <w:rPr>
-          <w:sz w:val="24"/>
-          <w:szCs w:val="24"/>
-        </w:rPr>
-        <w:t xml:space="preserve"> a </w:t>
-      </w:r>
-      <w:proofErr w:type="spellStart"/>
-      <w:r>
-        <w:rPr>
-          <w:sz w:val="24"/>
-          <w:szCs w:val="24"/>
-        </w:rPr>
-        <w:t>second</w:t>
-      </w:r>
-      <w:proofErr w:type="spellEnd"/>
-      <w:r>
-        <w:rPr>
-          <w:sz w:val="24"/>
-          <w:szCs w:val="24"/>
-        </w:rPr>
-        <w:t xml:space="preserve"> </w:t>
-      </w:r>
-      <w:proofErr w:type="spellStart"/>
-      <w:r>
-        <w:rPr>
-          <w:sz w:val="24"/>
-          <w:szCs w:val="24"/>
-        </w:rPr>
-        <w:t>one</w:t>
-      </w:r>
-      <w:proofErr w:type="spellEnd"/>
-      <w:r>
-        <w:rPr>
-          <w:sz w:val="24"/>
-          <w:szCs w:val="24"/>
-        </w:rPr>
-        <w:t xml:space="preserve"> </w:t>
-      </w:r>
-      <w:proofErr w:type="spellStart"/>
-      <w:r>
-        <w:rPr>
-          <w:sz w:val="24"/>
-          <w:szCs w:val="24"/>
-        </w:rPr>
-        <w:t>when</w:t>
-      </w:r>
-      <w:proofErr w:type="spellEnd"/>
-      <w:r>
-        <w:rPr>
-          <w:sz w:val="24"/>
-          <w:szCs w:val="24"/>
-        </w:rPr>
-        <w:t xml:space="preserve"> </w:t>
-      </w:r>
-      <w:proofErr w:type="spellStart"/>
-      <w:r>
-        <w:rPr>
-          <w:sz w:val="24"/>
-          <w:szCs w:val="24"/>
-        </w:rPr>
-        <w:t>the</w:t>
-      </w:r>
-      <w:proofErr w:type="spellEnd"/>
-      <w:r>
-        <w:rPr>
-          <w:sz w:val="24"/>
-          <w:szCs w:val="24"/>
-        </w:rPr>
-        <w:t xml:space="preserve"> </w:t>
-      </w:r>
-      <w:proofErr w:type="spellStart"/>
-      <w:r>
-        <w:rPr>
-          <w:sz w:val="24"/>
-          <w:szCs w:val="24"/>
-        </w:rPr>
-        <w:t>problem</w:t>
-      </w:r>
-      <w:proofErr w:type="spellEnd"/>
-      <w:r>
-        <w:rPr>
-          <w:sz w:val="24"/>
-          <w:szCs w:val="24"/>
-        </w:rPr>
-        <w:t xml:space="preserve"> </w:t>
-      </w:r>
-      <w:proofErr w:type="spellStart"/>
-      <w:r>
-        <w:rPr>
-          <w:sz w:val="24"/>
-          <w:szCs w:val="24"/>
-        </w:rPr>
-        <w:t>is</w:t>
-      </w:r>
-      <w:proofErr w:type="spellEnd"/>
-      <w:r>
-        <w:rPr>
-          <w:sz w:val="24"/>
-          <w:szCs w:val="24"/>
-        </w:rPr>
-        <w:t xml:space="preserve"> </w:t>
-      </w:r>
-      <w:proofErr w:type="spellStart"/>
-      <w:r>
-        <w:rPr>
-          <w:sz w:val="24"/>
-          <w:szCs w:val="24"/>
-        </w:rPr>
-        <w:t>gone</w:t>
-      </w:r>
-      <w:proofErr w:type="spellEnd"/>
-      <w:r>
-        <w:rPr>
-          <w:sz w:val="24"/>
-          <w:szCs w:val="24"/>
-        </w:rPr>
-        <w:t xml:space="preserve">. </w:t>
+      <w:r>
+        <w:rPr>
+          <w:sz w:val="24"/>
+          <w:szCs w:val="24"/>
+        </w:rPr>
+        <w:t xml:space="preserve">Prometheus evaluates about 100 default Kubernetes rules and 7 of my own (in custom-alerts.yaml), and sends alerts to Alertmanager. Alertmanager sends an e-mail through SMTP2GO, plus a second one when the problem is gone. </w:t>
       </w:r>
     </w:p>
     <w:p>
@@ -2829,165 +2012,12 @@
           <w:szCs w:val="24"/>
         </w:rPr>
       </w:pPr>
-      <w:proofErr w:type="spellStart"/>
-      <w:r>
-        <w:rPr>
-          <w:sz w:val="24"/>
-          <w:szCs w:val="24"/>
-        </w:rPr>
-        <w:t>My</w:t>
-      </w:r>
-      <w:proofErr w:type="spellEnd"/>
-      <w:r>
-        <w:rPr>
-          <w:sz w:val="24"/>
-          <w:szCs w:val="24"/>
-        </w:rPr>
-        <w:t xml:space="preserve"> </w:t>
-      </w:r>
-      <w:proofErr w:type="spellStart"/>
-      <w:r>
-        <w:rPr>
-          <w:sz w:val="24"/>
-          <w:szCs w:val="24"/>
-        </w:rPr>
-        <w:t>own</w:t>
-      </w:r>
-      <w:proofErr w:type="spellEnd"/>
-      <w:r>
-        <w:rPr>
-          <w:sz w:val="24"/>
-          <w:szCs w:val="24"/>
-        </w:rPr>
-        <w:t xml:space="preserve"> </w:t>
-      </w:r>
-      <w:proofErr w:type="spellStart"/>
-      <w:r>
-        <w:rPr>
-          <w:sz w:val="24"/>
-          <w:szCs w:val="24"/>
-        </w:rPr>
-        <w:t>rules</w:t>
-      </w:r>
-      <w:proofErr w:type="spellEnd"/>
-      <w:r>
-        <w:rPr>
-          <w:sz w:val="24"/>
-          <w:szCs w:val="24"/>
-        </w:rPr>
-        <w:t xml:space="preserve"> </w:t>
-      </w:r>
-      <w:proofErr w:type="spellStart"/>
-      <w:r>
-        <w:rPr>
-          <w:sz w:val="24"/>
-          <w:szCs w:val="24"/>
-        </w:rPr>
-        <w:t>cover</w:t>
-      </w:r>
-      <w:proofErr w:type="spellEnd"/>
-      <w:r>
-        <w:rPr>
-          <w:sz w:val="24"/>
-          <w:szCs w:val="24"/>
-        </w:rPr>
-        <w:t xml:space="preserve"> </w:t>
-      </w:r>
-      <w:proofErr w:type="spellStart"/>
-      <w:r>
-        <w:rPr>
-          <w:sz w:val="24"/>
-          <w:szCs w:val="24"/>
-        </w:rPr>
-        <w:t>the</w:t>
-      </w:r>
-      <w:proofErr w:type="spellEnd"/>
-      <w:r>
-        <w:rPr>
-          <w:sz w:val="24"/>
-          <w:szCs w:val="24"/>
-        </w:rPr>
-        <w:t xml:space="preserve"> </w:t>
-      </w:r>
-      <w:proofErr w:type="spellStart"/>
-      <w:r>
-        <w:rPr>
-          <w:sz w:val="24"/>
-          <w:szCs w:val="24"/>
-        </w:rPr>
-        <w:t>application</w:t>
-      </w:r>
-      <w:proofErr w:type="spellEnd"/>
-      <w:r>
-        <w:rPr>
-          <w:sz w:val="24"/>
-          <w:szCs w:val="24"/>
-        </w:rPr>
-        <w:t xml:space="preserve"> </w:t>
-      </w:r>
-      <w:proofErr w:type="spellStart"/>
-      <w:r>
-        <w:rPr>
-          <w:sz w:val="24"/>
-          <w:szCs w:val="24"/>
-        </w:rPr>
-        <w:t>and</w:t>
-      </w:r>
-      <w:proofErr w:type="spellEnd"/>
-      <w:r>
-        <w:rPr>
-          <w:sz w:val="24"/>
-          <w:szCs w:val="24"/>
-        </w:rPr>
-        <w:t xml:space="preserve"> </w:t>
-      </w:r>
-      <w:proofErr w:type="spellStart"/>
-      <w:r>
-        <w:rPr>
-          <w:sz w:val="24"/>
-          <w:szCs w:val="24"/>
-        </w:rPr>
-        <w:t>the</w:t>
-      </w:r>
-      <w:proofErr w:type="spellEnd"/>
-      <w:r>
-        <w:rPr>
-          <w:sz w:val="24"/>
-          <w:szCs w:val="24"/>
-        </w:rPr>
-        <w:t xml:space="preserve"> </w:t>
-      </w:r>
-      <w:proofErr w:type="spellStart"/>
-      <w:r>
-        <w:rPr>
-          <w:sz w:val="24"/>
-          <w:szCs w:val="24"/>
-        </w:rPr>
-        <w:t>stack</w:t>
-      </w:r>
-      <w:proofErr w:type="spellEnd"/>
-      <w:r>
-        <w:rPr>
-          <w:sz w:val="24"/>
-          <w:szCs w:val="24"/>
-        </w:rPr>
-        <w:t xml:space="preserve"> </w:t>
-      </w:r>
-      <w:proofErr w:type="spellStart"/>
-      <w:r>
-        <w:rPr>
-          <w:sz w:val="24"/>
-          <w:szCs w:val="24"/>
-        </w:rPr>
-        <w:t>itself</w:t>
-      </w:r>
-      <w:proofErr w:type="spellEnd"/>
-      <w:r>
-        <w:rPr>
-          <w:sz w:val="24"/>
-          <w:szCs w:val="24"/>
-        </w:rPr>
-        <w:t>:</w:t>
+      <w:r>
+        <w:rPr>
+          <w:sz w:val="24"/>
+          <w:szCs w:val="24"/>
+        </w:rPr>
+        <w:t>My own rules cover the application and the stack itself:</w:t>
       </w:r>
     </w:p>
     <w:p>
@@ -3001,191 +2031,13 @@
           <w:szCs w:val="24"/>
         </w:rPr>
       </w:pPr>
-      <w:proofErr w:type="spellStart"/>
-      <w:r>
-        <w:rPr>
-          <w:sz w:val="24"/>
-          <w:szCs w:val="24"/>
-        </w:rPr>
-        <w:t>more</w:t>
-      </w:r>
-      <w:proofErr w:type="spellEnd"/>
-      <w:r>
-        <w:rPr>
-          <w:sz w:val="24"/>
-          <w:szCs w:val="24"/>
-        </w:rPr>
-        <w:t xml:space="preserve"> </w:t>
-      </w:r>
-      <w:proofErr w:type="spellStart"/>
-      <w:r>
-        <w:rPr>
-          <w:sz w:val="24"/>
-          <w:szCs w:val="24"/>
-        </w:rPr>
-        <w:t>than</w:t>
-      </w:r>
-      <w:proofErr w:type="spellEnd"/>
-      <w:r>
-        <w:rPr>
-          <w:sz w:val="24"/>
-          <w:szCs w:val="24"/>
-        </w:rPr>
-        <w:t xml:space="preserve"> 5 </w:t>
-      </w:r>
-      <w:proofErr w:type="spellStart"/>
-      <w:r>
-        <w:rPr>
-          <w:sz w:val="24"/>
-          <w:szCs w:val="24"/>
-        </w:rPr>
-        <w:t>percent</w:t>
-      </w:r>
-      <w:proofErr w:type="spellEnd"/>
-      <w:r>
-        <w:rPr>
-          <w:sz w:val="24"/>
-          <w:szCs w:val="24"/>
-        </w:rPr>
-        <w:t xml:space="preserve"> </w:t>
-      </w:r>
-      <w:proofErr w:type="spellStart"/>
-      <w:r>
-        <w:rPr>
-          <w:sz w:val="24"/>
-          <w:szCs w:val="24"/>
-        </w:rPr>
-        <w:t>of</w:t>
-      </w:r>
-      <w:proofErr w:type="spellEnd"/>
-      <w:r>
-        <w:rPr>
-          <w:sz w:val="24"/>
-          <w:szCs w:val="24"/>
-        </w:rPr>
-        <w:t xml:space="preserve"> </w:t>
-      </w:r>
-      <w:proofErr w:type="spellStart"/>
-      <w:r>
-        <w:rPr>
-          <w:sz w:val="24"/>
-          <w:szCs w:val="24"/>
-        </w:rPr>
-        <w:t>spans</w:t>
-      </w:r>
-      <w:proofErr w:type="spellEnd"/>
-      <w:r>
-        <w:rPr>
-          <w:sz w:val="24"/>
-          <w:szCs w:val="24"/>
-        </w:rPr>
-        <w:t xml:space="preserve"> </w:t>
-      </w:r>
-      <w:proofErr w:type="spellStart"/>
-      <w:r>
-        <w:rPr>
-          <w:sz w:val="24"/>
-          <w:szCs w:val="24"/>
-        </w:rPr>
-        <w:t>failing</w:t>
-      </w:r>
-      <w:proofErr w:type="spellEnd"/>
-      <w:r>
-        <w:rPr>
-          <w:sz w:val="24"/>
-          <w:szCs w:val="24"/>
-        </w:rPr>
-        <w:t xml:space="preserve">, </w:t>
-      </w:r>
-      <w:proofErr w:type="spellStart"/>
-      <w:r>
-        <w:rPr>
-          <w:sz w:val="24"/>
-          <w:szCs w:val="24"/>
-        </w:rPr>
-        <w:t>and</w:t>
-      </w:r>
-      <w:proofErr w:type="spellEnd"/>
-      <w:r>
-        <w:rPr>
-          <w:sz w:val="24"/>
-          <w:szCs w:val="24"/>
-        </w:rPr>
-        <w:t xml:space="preserve"> </w:t>
-      </w:r>
-      <w:proofErr w:type="spellStart"/>
-      <w:r>
-        <w:rPr>
-          <w:sz w:val="24"/>
-          <w:szCs w:val="24"/>
-        </w:rPr>
-        <w:t>no</w:t>
-      </w:r>
-      <w:proofErr w:type="spellEnd"/>
-      <w:r>
-        <w:rPr>
-          <w:sz w:val="24"/>
-          <w:szCs w:val="24"/>
-        </w:rPr>
-        <w:t xml:space="preserve"> </w:t>
-      </w:r>
-      <w:proofErr w:type="spellStart"/>
-      <w:r>
-        <w:rPr>
-          <w:sz w:val="24"/>
-          <w:szCs w:val="24"/>
-        </w:rPr>
-        <w:t>traces</w:t>
-      </w:r>
-      <w:proofErr w:type="spellEnd"/>
-      <w:r>
-        <w:rPr>
-          <w:sz w:val="24"/>
-          <w:szCs w:val="24"/>
-        </w:rPr>
-        <w:t xml:space="preserve"> </w:t>
-      </w:r>
-      <w:proofErr w:type="spellStart"/>
-      <w:r>
-        <w:rPr>
-          <w:sz w:val="24"/>
-          <w:szCs w:val="24"/>
-        </w:rPr>
-        <w:t>arriving</w:t>
-      </w:r>
-      <w:proofErr w:type="spellEnd"/>
-      <w:r>
-        <w:rPr>
-          <w:sz w:val="24"/>
-          <w:szCs w:val="24"/>
-        </w:rPr>
-        <w:t xml:space="preserve"> </w:t>
-      </w:r>
-      <w:proofErr w:type="spellStart"/>
-      <w:r>
-        <w:rPr>
-          <w:sz w:val="24"/>
-          <w:szCs w:val="24"/>
-        </w:rPr>
-        <w:t>at</w:t>
-      </w:r>
-      <w:proofErr w:type="spellEnd"/>
-      <w:r>
-        <w:rPr>
-          <w:sz w:val="24"/>
-          <w:szCs w:val="24"/>
-        </w:rPr>
-        <w:t xml:space="preserve"> </w:t>
-      </w:r>
-      <w:proofErr w:type="spellStart"/>
-      <w:r>
-        <w:rPr>
-          <w:sz w:val="24"/>
-          <w:szCs w:val="24"/>
-        </w:rPr>
-        <w:t>all</w:t>
-      </w:r>
-      <w:proofErr w:type="spellEnd"/>
+      <w:r>
+        <w:rPr>
+          <w:sz w:val="24"/>
+          <w:szCs w:val="24"/>
+        </w:rPr>
+        <w:t>more than 5 percent of spans failing, and no traces arriving at all</w:t>
+      </w:r>
     </w:p>
     <w:p>
       <w:pPr>
@@ -3198,111 +2050,13 @@
           <w:szCs w:val="24"/>
         </w:rPr>
       </w:pPr>
-      <w:proofErr w:type="spellStart"/>
-      <w:r>
-        <w:rPr>
-          <w:sz w:val="24"/>
-          <w:szCs w:val="24"/>
-        </w:rPr>
-        <w:t>the</w:t>
-      </w:r>
-      <w:proofErr w:type="spellEnd"/>
-      <w:r>
-        <w:rPr>
-          <w:sz w:val="24"/>
-          <w:szCs w:val="24"/>
-        </w:rPr>
-        <w:t xml:space="preserve"> </w:t>
-      </w:r>
-      <w:proofErr w:type="spellStart"/>
-      <w:r>
-        <w:rPr>
-          <w:sz w:val="24"/>
-          <w:szCs w:val="24"/>
-        </w:rPr>
-        <w:t>sample</w:t>
-      </w:r>
-      <w:proofErr w:type="spellEnd"/>
-      <w:r>
-        <w:rPr>
-          <w:sz w:val="24"/>
-          <w:szCs w:val="24"/>
-        </w:rPr>
-        <w:t xml:space="preserve"> </w:t>
-      </w:r>
-      <w:proofErr w:type="spellStart"/>
-      <w:r>
-        <w:rPr>
-          <w:sz w:val="24"/>
-          <w:szCs w:val="24"/>
-        </w:rPr>
-        <w:t>application</w:t>
-      </w:r>
-      <w:proofErr w:type="spellEnd"/>
-      <w:r>
-        <w:rPr>
-          <w:sz w:val="24"/>
-          <w:szCs w:val="24"/>
-        </w:rPr>
-        <w:t xml:space="preserve"> </w:t>
-      </w:r>
-      <w:proofErr w:type="spellStart"/>
-      <w:r>
-        <w:rPr>
-          <w:sz w:val="24"/>
-          <w:szCs w:val="24"/>
-        </w:rPr>
-        <w:t>having</w:t>
-      </w:r>
-      <w:proofErr w:type="spellEnd"/>
-      <w:r>
-        <w:rPr>
-          <w:sz w:val="24"/>
-          <w:szCs w:val="24"/>
-        </w:rPr>
-        <w:t xml:space="preserve"> </w:t>
-      </w:r>
-      <w:proofErr w:type="spellStart"/>
-      <w:r>
-        <w:rPr>
-          <w:sz w:val="24"/>
-          <w:szCs w:val="24"/>
-        </w:rPr>
-        <w:t>no</w:t>
-      </w:r>
-      <w:proofErr w:type="spellEnd"/>
-      <w:r>
-        <w:rPr>
-          <w:sz w:val="24"/>
-          <w:szCs w:val="24"/>
-        </w:rPr>
-        <w:t xml:space="preserve"> </w:t>
-      </w:r>
-      <w:proofErr w:type="spellStart"/>
-      <w:r>
-        <w:rPr>
-          <w:sz w:val="24"/>
-          <w:szCs w:val="24"/>
-        </w:rPr>
-        <w:t>running</w:t>
-      </w:r>
-      <w:proofErr w:type="spellEnd"/>
-      <w:r>
-        <w:rPr>
-          <w:sz w:val="24"/>
-          <w:szCs w:val="24"/>
-        </w:rPr>
-        <w:t xml:space="preserve"> </w:t>
-      </w:r>
-      <w:proofErr w:type="spellStart"/>
-      <w:r>
-        <w:rPr>
-          <w:sz w:val="24"/>
-          <w:szCs w:val="24"/>
-        </w:rPr>
-        <w:t>pod</w:t>
-      </w:r>
-      <w:proofErr w:type="spellEnd"/>
+      <w:r>
+        <w:rPr>
+          <w:sz w:val="24"/>
+          <w:szCs w:val="24"/>
+        </w:rPr>
+        <w:t>the sample application having no running pod</w:t>
+      </w:r>
     </w:p>
     <w:p>
       <w:pPr>
@@ -3315,95 +2069,13 @@
           <w:szCs w:val="24"/>
         </w:rPr>
       </w:pPr>
-      <w:proofErr w:type="spellStart"/>
-      <w:r>
-        <w:rPr>
-          <w:sz w:val="24"/>
-          <w:szCs w:val="24"/>
-        </w:rPr>
-        <w:t>Loki</w:t>
-      </w:r>
-      <w:proofErr w:type="spellEnd"/>
-      <w:r>
-        <w:rPr>
-          <w:sz w:val="24"/>
-          <w:szCs w:val="24"/>
-        </w:rPr>
-        <w:t xml:space="preserve">, </w:t>
-      </w:r>
-      <w:proofErr w:type="spellStart"/>
-      <w:r>
-        <w:rPr>
-          <w:sz w:val="24"/>
-          <w:szCs w:val="24"/>
-        </w:rPr>
-        <w:t>Tempo</w:t>
-      </w:r>
-      <w:proofErr w:type="spellEnd"/>
-      <w:r>
-        <w:rPr>
-          <w:sz w:val="24"/>
-          <w:szCs w:val="24"/>
-        </w:rPr>
-        <w:t xml:space="preserve"> </w:t>
-      </w:r>
-      <w:proofErr w:type="spellStart"/>
-      <w:r>
-        <w:rPr>
-          <w:sz w:val="24"/>
-          <w:szCs w:val="24"/>
-        </w:rPr>
-        <w:t>or</w:t>
-      </w:r>
-      <w:proofErr w:type="spellEnd"/>
-      <w:r>
-        <w:rPr>
-          <w:sz w:val="24"/>
-          <w:szCs w:val="24"/>
-        </w:rPr>
-        <w:t xml:space="preserve"> </w:t>
-      </w:r>
-      <w:proofErr w:type="spellStart"/>
-      <w:r>
-        <w:rPr>
-          <w:sz w:val="24"/>
-          <w:szCs w:val="24"/>
-        </w:rPr>
-        <w:t>Alloy</w:t>
-      </w:r>
-      <w:proofErr w:type="spellEnd"/>
-      <w:r>
-        <w:rPr>
-          <w:sz w:val="24"/>
-          <w:szCs w:val="24"/>
-        </w:rPr>
-        <w:t xml:space="preserve"> </w:t>
-      </w:r>
-      <w:proofErr w:type="spellStart"/>
-      <w:r>
-        <w:rPr>
-          <w:sz w:val="24"/>
-          <w:szCs w:val="24"/>
-        </w:rPr>
-        <w:t>not</w:t>
-      </w:r>
-      <w:proofErr w:type="spellEnd"/>
-      <w:r>
-        <w:rPr>
-          <w:sz w:val="24"/>
-          <w:szCs w:val="24"/>
-        </w:rPr>
-        <w:t xml:space="preserve"> </w:t>
-      </w:r>
-      <w:proofErr w:type="spellStart"/>
-      <w:r>
-        <w:rPr>
-          <w:sz w:val="24"/>
-          <w:szCs w:val="24"/>
-        </w:rPr>
-        <w:t>running</w:t>
-      </w:r>
-      <w:proofErr w:type="spellEnd"/>
+      <w:r>
+        <w:rPr>
+          <w:sz w:val="24"/>
+          <w:szCs w:val="24"/>
+        </w:rPr>
+        <w:t>Loki, Tempo or Alloy not running</w:t>
+      </w:r>
     </w:p>
     <w:p>
       <w:pPr>
@@ -3421,209 +2093,8 @@
           <w:sz w:val="24"/>
           <w:szCs w:val="24"/>
         </w:rPr>
-        <w:t xml:space="preserve">a </w:t>
-      </w:r>
-      <w:proofErr w:type="spellStart"/>
-      <w:r>
-        <w:rPr>
-          <w:sz w:val="24"/>
-          <w:szCs w:val="24"/>
-        </w:rPr>
-        <w:t>StatefulSet</w:t>
-      </w:r>
-      <w:proofErr w:type="spellEnd"/>
-      <w:r>
-        <w:rPr>
-          <w:sz w:val="24"/>
-          <w:szCs w:val="24"/>
-        </w:rPr>
-        <w:t xml:space="preserve"> </w:t>
-      </w:r>
-      <w:proofErr w:type="spellStart"/>
-      <w:r>
-        <w:rPr>
-          <w:sz w:val="24"/>
-          <w:szCs w:val="24"/>
-        </w:rPr>
-        <w:t>running</w:t>
-      </w:r>
-      <w:proofErr w:type="spellEnd"/>
-      <w:r>
-        <w:rPr>
-          <w:sz w:val="24"/>
-          <w:szCs w:val="24"/>
-        </w:rPr>
-        <w:t xml:space="preserve"> </w:t>
-      </w:r>
-      <w:proofErr w:type="spellStart"/>
-      <w:r>
-        <w:rPr>
-          <w:sz w:val="24"/>
-          <w:szCs w:val="24"/>
-        </w:rPr>
-        <w:t>with</w:t>
-      </w:r>
-      <w:proofErr w:type="spellEnd"/>
-      <w:r>
-        <w:rPr>
-          <w:sz w:val="24"/>
-          <w:szCs w:val="24"/>
-        </w:rPr>
-        <w:t xml:space="preserve"> </w:t>
-      </w:r>
-      <w:proofErr w:type="spellStart"/>
-      <w:r>
-        <w:rPr>
-          <w:sz w:val="24"/>
-          <w:szCs w:val="24"/>
-        </w:rPr>
-        <w:t>fewer</w:t>
-      </w:r>
-      <w:proofErr w:type="spellEnd"/>
-      <w:r>
-        <w:rPr>
-          <w:sz w:val="24"/>
-          <w:szCs w:val="24"/>
-        </w:rPr>
-        <w:t xml:space="preserve"> </w:t>
-      </w:r>
-      <w:proofErr w:type="spellStart"/>
-      <w:r>
-        <w:rPr>
-          <w:sz w:val="24"/>
-          <w:szCs w:val="24"/>
-        </w:rPr>
-        <w:t>replicas</w:t>
-      </w:r>
-      <w:proofErr w:type="spellEnd"/>
-      <w:r>
-        <w:rPr>
-          <w:sz w:val="24"/>
-          <w:szCs w:val="24"/>
-        </w:rPr>
-        <w:t xml:space="preserve"> </w:t>
-      </w:r>
-      <w:proofErr w:type="spellStart"/>
-      <w:r>
-        <w:rPr>
-          <w:sz w:val="24"/>
-          <w:szCs w:val="24"/>
-        </w:rPr>
-        <w:t>than</w:t>
-      </w:r>
-      <w:proofErr w:type="spellEnd"/>
-      <w:r>
-        <w:rPr>
-          <w:sz w:val="24"/>
-          <w:szCs w:val="24"/>
-        </w:rPr>
-        <w:t xml:space="preserve"> </w:t>
-      </w:r>
-      <w:proofErr w:type="spellStart"/>
-      <w:r>
-        <w:rPr>
-          <w:sz w:val="24"/>
-          <w:szCs w:val="24"/>
-        </w:rPr>
-        <w:t>configured</w:t>
-      </w:r>
-      <w:proofErr w:type="spellEnd"/>
-      <w:r>
-        <w:rPr>
-          <w:sz w:val="24"/>
-          <w:szCs w:val="24"/>
-        </w:rPr>
-        <w:t xml:space="preserve">, </w:t>
-      </w:r>
-      <w:proofErr w:type="spellStart"/>
-      <w:r>
-        <w:rPr>
-          <w:sz w:val="24"/>
-          <w:szCs w:val="24"/>
-        </w:rPr>
-        <w:t>which</w:t>
-      </w:r>
-      <w:proofErr w:type="spellEnd"/>
-      <w:r>
-        <w:rPr>
-          <w:sz w:val="24"/>
-          <w:szCs w:val="24"/>
-        </w:rPr>
-        <w:t xml:space="preserve"> </w:t>
-      </w:r>
-      <w:proofErr w:type="spellStart"/>
-      <w:r>
-        <w:rPr>
-          <w:sz w:val="24"/>
-          <w:szCs w:val="24"/>
-        </w:rPr>
-        <w:t>means</w:t>
-      </w:r>
-      <w:proofErr w:type="spellEnd"/>
-      <w:r>
-        <w:rPr>
-          <w:sz w:val="24"/>
-          <w:szCs w:val="24"/>
-        </w:rPr>
-        <w:t xml:space="preserve"> </w:t>
-      </w:r>
-      <w:proofErr w:type="spellStart"/>
-      <w:r>
-        <w:rPr>
-          <w:sz w:val="24"/>
-          <w:szCs w:val="24"/>
-        </w:rPr>
-        <w:t>the</w:t>
-      </w:r>
-      <w:proofErr w:type="spellEnd"/>
-      <w:r>
-        <w:rPr>
-          <w:sz w:val="24"/>
-          <w:szCs w:val="24"/>
-        </w:rPr>
-        <w:t xml:space="preserve"> </w:t>
-      </w:r>
-      <w:proofErr w:type="spellStart"/>
-      <w:r>
-        <w:rPr>
-          <w:sz w:val="24"/>
-          <w:szCs w:val="24"/>
-        </w:rPr>
-        <w:t>redundancy</w:t>
-      </w:r>
-      <w:proofErr w:type="spellEnd"/>
-      <w:r>
-        <w:rPr>
-          <w:sz w:val="24"/>
-          <w:szCs w:val="24"/>
-        </w:rPr>
-        <w:t xml:space="preserve"> </w:t>
-      </w:r>
-      <w:proofErr w:type="spellStart"/>
-      <w:r>
-        <w:rPr>
-          <w:sz w:val="24"/>
-          <w:szCs w:val="24"/>
-        </w:rPr>
-        <w:t>is</w:t>
-      </w:r>
-      <w:proofErr w:type="spellEnd"/>
-      <w:r>
-        <w:rPr>
-          <w:sz w:val="24"/>
-          <w:szCs w:val="24"/>
-        </w:rPr>
-        <w:t xml:space="preserve"> </w:t>
-      </w:r>
-      <w:proofErr w:type="spellStart"/>
-      <w:r>
-        <w:rPr>
-          <w:sz w:val="24"/>
-          <w:szCs w:val="24"/>
-        </w:rPr>
-        <w:t>reduced</w:t>
-      </w:r>
-      <w:proofErr w:type="spellEnd"/>
+        <w:t>a StatefulSet running with fewer replicas than configured, which means the redundancy is reduced</w:t>
+      </w:r>
     </w:p>
     <w:p>
       <w:pPr>
@@ -3641,97 +2112,63 @@
           <w:sz w:val="24"/>
           <w:szCs w:val="24"/>
         </w:rPr>
-        <w:t xml:space="preserve">a </w:t>
-      </w:r>
-      <w:proofErr w:type="spellStart"/>
-      <w:r>
-        <w:rPr>
-          <w:sz w:val="24"/>
-          <w:szCs w:val="24"/>
-        </w:rPr>
-        <w:t>monitoring</w:t>
-      </w:r>
-      <w:proofErr w:type="spellEnd"/>
-      <w:r>
-        <w:rPr>
-          <w:sz w:val="24"/>
-          <w:szCs w:val="24"/>
-        </w:rPr>
-        <w:t xml:space="preserve"> </w:t>
-      </w:r>
-      <w:proofErr w:type="spellStart"/>
-      <w:r>
-        <w:rPr>
-          <w:sz w:val="24"/>
-          <w:szCs w:val="24"/>
-        </w:rPr>
-        <w:t>target</w:t>
-      </w:r>
-      <w:proofErr w:type="spellEnd"/>
-      <w:r>
-        <w:rPr>
-          <w:sz w:val="24"/>
-          <w:szCs w:val="24"/>
-        </w:rPr>
-        <w:t xml:space="preserve"> </w:t>
-      </w:r>
-      <w:proofErr w:type="spellStart"/>
-      <w:r>
-        <w:rPr>
-          <w:sz w:val="24"/>
-          <w:szCs w:val="24"/>
-        </w:rPr>
-        <w:t>that</w:t>
-      </w:r>
-      <w:proofErr w:type="spellEnd"/>
-      <w:r>
-        <w:rPr>
-          <w:sz w:val="24"/>
-          <w:szCs w:val="24"/>
-        </w:rPr>
-        <w:t xml:space="preserve"> </w:t>
-      </w:r>
-      <w:proofErr w:type="spellStart"/>
-      <w:r>
-        <w:rPr>
-          <w:sz w:val="24"/>
-          <w:szCs w:val="24"/>
-        </w:rPr>
-        <w:t>Prometheus</w:t>
-      </w:r>
-      <w:proofErr w:type="spellEnd"/>
-      <w:r>
-        <w:rPr>
-          <w:sz w:val="24"/>
-          <w:szCs w:val="24"/>
-        </w:rPr>
-        <w:t xml:space="preserve"> </w:t>
-      </w:r>
-      <w:proofErr w:type="spellStart"/>
-      <w:r>
-        <w:rPr>
-          <w:sz w:val="24"/>
-          <w:szCs w:val="24"/>
-        </w:rPr>
-        <w:t>cannot</w:t>
-      </w:r>
-      <w:proofErr w:type="spellEnd"/>
-      <w:r>
-        <w:rPr>
-          <w:sz w:val="24"/>
-          <w:szCs w:val="24"/>
-        </w:rPr>
-        <w:t xml:space="preserve"> </w:t>
-      </w:r>
-      <w:proofErr w:type="spellStart"/>
-      <w:r>
-        <w:rPr>
-          <w:sz w:val="24"/>
-          <w:szCs w:val="24"/>
-        </w:rPr>
-        <w:t>scrape</w:t>
-      </w:r>
-      <w:proofErr w:type="spellEnd"/>
+        <w:t>a monitoring target that Prometheus cannot scrape</w:t>
+      </w:r>
+      <w:r>
+        <w:rPr>
+          <w:sz w:val="24"/>
+          <w:szCs w:val="24"/>
+        </w:rPr>
+        <w:br/>
+      </w:r>
+      <w:r>
+        <w:rPr>
+          <w:sz w:val="24"/>
+          <w:szCs w:val="24"/>
+        </w:rPr>
+        <w:br/>
+      </w:r>
+      <w:r>
+        <w:rPr>
+          <w:sz w:val="24"/>
+          <w:szCs w:val="24"/>
+        </w:rPr>
+        <w:drawing>
+          <wp:inline distT="0" distB="0" distL="0" distR="0" wp14:anchorId="5CC20AAD" wp14:editId="2F0A035F">
+            <wp:extent cx="3048000" cy="2815570"/>
+            <wp:effectExtent l="0" t="0" r="0" b="4445"/>
+            <wp:docPr id="2062957577" name="Рисунок 1"/>
+            <wp:cNvGraphicFramePr>
+              <a:graphicFrameLocks xmlns:a="http://schemas.openxmlformats.org/drawingml/2006/main" noChangeAspect="1"/>
+            </wp:cNvGraphicFramePr>
+            <a:graphic xmlns:a="http://schemas.openxmlformats.org/drawingml/2006/main">
+              <a:graphicData uri="http://schemas.openxmlformats.org/drawingml/2006/picture">
+                <pic:pic xmlns:pic="http://schemas.openxmlformats.org/drawingml/2006/picture">
+                  <pic:nvPicPr>
+                    <pic:cNvPr id="2062957577" name=""/>
+                    <pic:cNvPicPr/>
+                  </pic:nvPicPr>
+                  <pic:blipFill>
+                    <a:blip r:embed="rId6"/>
+                    <a:stretch>
+                      <a:fillRect/>
+                    </a:stretch>
+                  </pic:blipFill>
+                  <pic:spPr>
+                    <a:xfrm>
+                      <a:off x="0" y="0"/>
+                      <a:ext cx="3052677" cy="2819890"/>
+                    </a:xfrm>
+                    <a:prstGeom prst="rect">
+                      <a:avLst/>
+                    </a:prstGeom>
+                  </pic:spPr>
+                </pic:pic>
+              </a:graphicData>
+            </a:graphic>
+          </wp:inline>
+        </w:drawing>
+      </w:r>
     </w:p>
     <w:p>
       <w:pPr>
@@ -3742,7 +2179,6 @@
           <w:szCs w:val="24"/>
         </w:rPr>
       </w:pPr>
-      <w:proofErr w:type="spellStart"/>
       <w:r>
         <w:rPr>
           <w:b/>
@@ -3752,7 +2188,6 @@
         </w:rPr>
         <w:t>Dashboard</w:t>
       </w:r>
-      <w:proofErr w:type="spellEnd"/>
     </w:p>
     <w:p>
       <w:pPr>
@@ -3761,709 +2196,12 @@
           <w:szCs w:val="24"/>
         </w:rPr>
       </w:pPr>
-      <w:proofErr w:type="spellStart"/>
-      <w:r>
-        <w:rPr>
-          <w:sz w:val="24"/>
-          <w:szCs w:val="24"/>
-        </w:rPr>
-        <w:t>The</w:t>
-      </w:r>
-      <w:proofErr w:type="spellEnd"/>
-      <w:r>
-        <w:rPr>
-          <w:sz w:val="24"/>
-          <w:szCs w:val="24"/>
-        </w:rPr>
-        <w:t xml:space="preserve"> </w:t>
-      </w:r>
-      <w:proofErr w:type="spellStart"/>
-      <w:r>
-        <w:rPr>
-          <w:sz w:val="24"/>
-          <w:szCs w:val="24"/>
-        </w:rPr>
-        <w:t>dashboard</w:t>
-      </w:r>
-      <w:proofErr w:type="spellEnd"/>
-      <w:r>
-        <w:rPr>
-          <w:sz w:val="24"/>
-          <w:szCs w:val="24"/>
-        </w:rPr>
-        <w:t xml:space="preserve"> </w:t>
-      </w:r>
-      <w:proofErr w:type="spellStart"/>
-      <w:r>
-        <w:rPr>
-          <w:sz w:val="24"/>
-          <w:szCs w:val="24"/>
-        </w:rPr>
-        <w:t>called</w:t>
-      </w:r>
-      <w:proofErr w:type="spellEnd"/>
-      <w:r>
-        <w:rPr>
-          <w:sz w:val="24"/>
-          <w:szCs w:val="24"/>
-        </w:rPr>
-        <w:t xml:space="preserve"> </w:t>
-      </w:r>
-      <w:proofErr w:type="spellStart"/>
-      <w:r>
-        <w:rPr>
-          <w:sz w:val="24"/>
-          <w:szCs w:val="24"/>
-        </w:rPr>
-        <w:t>Application</w:t>
-      </w:r>
-      <w:proofErr w:type="spellEnd"/>
-      <w:r>
-        <w:rPr>
-          <w:sz w:val="24"/>
-          <w:szCs w:val="24"/>
-        </w:rPr>
-        <w:t xml:space="preserve"> </w:t>
-      </w:r>
-      <w:proofErr w:type="spellStart"/>
-      <w:r>
-        <w:rPr>
-          <w:sz w:val="24"/>
-          <w:szCs w:val="24"/>
-        </w:rPr>
-        <w:t>and</w:t>
-      </w:r>
-      <w:proofErr w:type="spellEnd"/>
-      <w:r>
-        <w:rPr>
-          <w:sz w:val="24"/>
-          <w:szCs w:val="24"/>
-        </w:rPr>
-        <w:t xml:space="preserve"> </w:t>
-      </w:r>
-      <w:proofErr w:type="spellStart"/>
-      <w:r>
-        <w:rPr>
-          <w:sz w:val="24"/>
-          <w:szCs w:val="24"/>
-        </w:rPr>
-        <w:t>stack</w:t>
-      </w:r>
-      <w:proofErr w:type="spellEnd"/>
-      <w:r>
-        <w:rPr>
-          <w:sz w:val="24"/>
-          <w:szCs w:val="24"/>
-        </w:rPr>
-        <w:t xml:space="preserve"> </w:t>
-      </w:r>
-      <w:proofErr w:type="spellStart"/>
-      <w:r>
-        <w:rPr>
-          <w:sz w:val="24"/>
-          <w:szCs w:val="24"/>
-        </w:rPr>
-        <w:t>overview</w:t>
-      </w:r>
-      <w:proofErr w:type="spellEnd"/>
-      <w:r>
-        <w:rPr>
-          <w:sz w:val="24"/>
-          <w:szCs w:val="24"/>
-        </w:rPr>
-        <w:t xml:space="preserve"> </w:t>
-      </w:r>
-      <w:proofErr w:type="spellStart"/>
-      <w:r>
-        <w:rPr>
-          <w:sz w:val="24"/>
-          <w:szCs w:val="24"/>
-        </w:rPr>
-        <w:t>is</w:t>
-      </w:r>
-      <w:proofErr w:type="spellEnd"/>
-      <w:r>
-        <w:rPr>
-          <w:sz w:val="24"/>
-          <w:szCs w:val="24"/>
-        </w:rPr>
-        <w:t xml:space="preserve"> a </w:t>
-      </w:r>
-      <w:proofErr w:type="spellStart"/>
-      <w:r>
-        <w:rPr>
-          <w:sz w:val="24"/>
-          <w:szCs w:val="24"/>
-        </w:rPr>
-        <w:t>ConfigMap</w:t>
-      </w:r>
-      <w:proofErr w:type="spellEnd"/>
-      <w:r>
-        <w:rPr>
-          <w:sz w:val="24"/>
-          <w:szCs w:val="24"/>
-        </w:rPr>
-        <w:t xml:space="preserve"> </w:t>
-      </w:r>
-      <w:proofErr w:type="spellStart"/>
-      <w:r>
-        <w:rPr>
-          <w:sz w:val="24"/>
-          <w:szCs w:val="24"/>
-        </w:rPr>
-        <w:t>in</w:t>
-      </w:r>
-      <w:proofErr w:type="spellEnd"/>
-      <w:r>
-        <w:rPr>
-          <w:sz w:val="24"/>
-          <w:szCs w:val="24"/>
-        </w:rPr>
-        <w:t xml:space="preserve"> </w:t>
-      </w:r>
-      <w:proofErr w:type="spellStart"/>
-      <w:r>
-        <w:rPr>
-          <w:sz w:val="24"/>
-          <w:szCs w:val="24"/>
-        </w:rPr>
-        <w:t>git</w:t>
-      </w:r>
-      <w:proofErr w:type="spellEnd"/>
-      <w:r>
-        <w:rPr>
-          <w:sz w:val="24"/>
-          <w:szCs w:val="24"/>
-        </w:rPr>
-        <w:t xml:space="preserve">. </w:t>
-      </w:r>
-      <w:proofErr w:type="spellStart"/>
-      <w:r>
-        <w:rPr>
-          <w:sz w:val="24"/>
-          <w:szCs w:val="24"/>
-        </w:rPr>
-        <w:t>Grafana</w:t>
-      </w:r>
-      <w:proofErr w:type="spellEnd"/>
-      <w:r>
-        <w:rPr>
-          <w:sz w:val="24"/>
-          <w:szCs w:val="24"/>
-        </w:rPr>
-        <w:t xml:space="preserve"> </w:t>
-      </w:r>
-      <w:proofErr w:type="spellStart"/>
-      <w:r>
-        <w:rPr>
-          <w:sz w:val="24"/>
-          <w:szCs w:val="24"/>
-        </w:rPr>
-        <w:t>loads</w:t>
-      </w:r>
-      <w:proofErr w:type="spellEnd"/>
-      <w:r>
-        <w:rPr>
-          <w:sz w:val="24"/>
-          <w:szCs w:val="24"/>
-        </w:rPr>
-        <w:t xml:space="preserve"> </w:t>
-      </w:r>
-      <w:proofErr w:type="spellStart"/>
-      <w:r>
-        <w:rPr>
-          <w:sz w:val="24"/>
-          <w:szCs w:val="24"/>
-        </w:rPr>
-        <w:t>it</w:t>
-      </w:r>
-      <w:proofErr w:type="spellEnd"/>
-      <w:r>
-        <w:rPr>
-          <w:sz w:val="24"/>
-          <w:szCs w:val="24"/>
-        </w:rPr>
-        <w:t xml:space="preserve"> </w:t>
-      </w:r>
-      <w:proofErr w:type="spellStart"/>
-      <w:r>
-        <w:rPr>
-          <w:sz w:val="24"/>
-          <w:szCs w:val="24"/>
-        </w:rPr>
-        <w:t>automatically</w:t>
-      </w:r>
-      <w:proofErr w:type="spellEnd"/>
-      <w:r>
-        <w:rPr>
-          <w:sz w:val="24"/>
-          <w:szCs w:val="24"/>
-        </w:rPr>
-        <w:t xml:space="preserve">, </w:t>
-      </w:r>
-      <w:proofErr w:type="spellStart"/>
-      <w:r>
-        <w:rPr>
-          <w:sz w:val="24"/>
-          <w:szCs w:val="24"/>
-        </w:rPr>
-        <w:t>so</w:t>
-      </w:r>
-      <w:proofErr w:type="spellEnd"/>
-      <w:r>
-        <w:rPr>
-          <w:sz w:val="24"/>
-          <w:szCs w:val="24"/>
-        </w:rPr>
-        <w:t xml:space="preserve"> </w:t>
-      </w:r>
-      <w:proofErr w:type="spellStart"/>
-      <w:r>
-        <w:rPr>
-          <w:sz w:val="24"/>
-          <w:szCs w:val="24"/>
-        </w:rPr>
-        <w:t>it</w:t>
-      </w:r>
-      <w:proofErr w:type="spellEnd"/>
-      <w:r>
-        <w:rPr>
-          <w:sz w:val="24"/>
-          <w:szCs w:val="24"/>
-        </w:rPr>
-        <w:t xml:space="preserve"> </w:t>
-      </w:r>
-      <w:proofErr w:type="spellStart"/>
-      <w:r>
-        <w:rPr>
-          <w:sz w:val="24"/>
-          <w:szCs w:val="24"/>
-        </w:rPr>
-        <w:t>comes</w:t>
-      </w:r>
-      <w:proofErr w:type="spellEnd"/>
-      <w:r>
-        <w:rPr>
-          <w:sz w:val="24"/>
-          <w:szCs w:val="24"/>
-        </w:rPr>
-        <w:t xml:space="preserve"> </w:t>
-      </w:r>
-      <w:proofErr w:type="spellStart"/>
-      <w:r>
-        <w:rPr>
-          <w:sz w:val="24"/>
-          <w:szCs w:val="24"/>
-        </w:rPr>
-        <w:t>back</w:t>
-      </w:r>
-      <w:proofErr w:type="spellEnd"/>
-      <w:r>
-        <w:rPr>
-          <w:sz w:val="24"/>
-          <w:szCs w:val="24"/>
-        </w:rPr>
-        <w:t xml:space="preserve"> </w:t>
-      </w:r>
-      <w:proofErr w:type="spellStart"/>
-      <w:r>
-        <w:rPr>
-          <w:sz w:val="24"/>
-          <w:szCs w:val="24"/>
-        </w:rPr>
-        <w:t>after</w:t>
-      </w:r>
-      <w:proofErr w:type="spellEnd"/>
-      <w:r>
-        <w:rPr>
-          <w:sz w:val="24"/>
-          <w:szCs w:val="24"/>
-        </w:rPr>
-        <w:t xml:space="preserve"> a </w:t>
-      </w:r>
-      <w:proofErr w:type="spellStart"/>
-      <w:r>
-        <w:rPr>
-          <w:sz w:val="24"/>
-          <w:szCs w:val="24"/>
-        </w:rPr>
-        <w:t>reinstall</w:t>
-      </w:r>
-      <w:proofErr w:type="spellEnd"/>
-      <w:r>
-        <w:rPr>
-          <w:sz w:val="24"/>
-          <w:szCs w:val="24"/>
-        </w:rPr>
-        <w:t xml:space="preserve">. </w:t>
-      </w:r>
-      <w:proofErr w:type="spellStart"/>
-      <w:r>
-        <w:rPr>
-          <w:sz w:val="24"/>
-          <w:szCs w:val="24"/>
-        </w:rPr>
-        <w:t>It</w:t>
-      </w:r>
-      <w:proofErr w:type="spellEnd"/>
-      <w:r>
-        <w:rPr>
-          <w:sz w:val="24"/>
-          <w:szCs w:val="24"/>
-        </w:rPr>
-        <w:t xml:space="preserve"> </w:t>
-      </w:r>
-      <w:proofErr w:type="spellStart"/>
-      <w:r>
-        <w:rPr>
-          <w:sz w:val="24"/>
-          <w:szCs w:val="24"/>
-        </w:rPr>
-        <w:t>shows</w:t>
-      </w:r>
-      <w:proofErr w:type="spellEnd"/>
-      <w:r>
-        <w:rPr>
-          <w:sz w:val="24"/>
-          <w:szCs w:val="24"/>
-        </w:rPr>
-        <w:t xml:space="preserve"> </w:t>
-      </w:r>
-      <w:proofErr w:type="spellStart"/>
-      <w:r>
-        <w:rPr>
-          <w:sz w:val="24"/>
-          <w:szCs w:val="24"/>
-        </w:rPr>
-        <w:t>request</w:t>
-      </w:r>
-      <w:proofErr w:type="spellEnd"/>
-      <w:r>
-        <w:rPr>
-          <w:sz w:val="24"/>
-          <w:szCs w:val="24"/>
-        </w:rPr>
-        <w:t xml:space="preserve"> </w:t>
-      </w:r>
-      <w:proofErr w:type="spellStart"/>
-      <w:r>
-        <w:rPr>
-          <w:sz w:val="24"/>
-          <w:szCs w:val="24"/>
-        </w:rPr>
-        <w:t>rate</w:t>
-      </w:r>
-      <w:proofErr w:type="spellEnd"/>
-      <w:r>
-        <w:rPr>
-          <w:sz w:val="24"/>
-          <w:szCs w:val="24"/>
-        </w:rPr>
-        <w:t xml:space="preserve">, </w:t>
-      </w:r>
-      <w:proofErr w:type="spellStart"/>
-      <w:r>
-        <w:rPr>
-          <w:sz w:val="24"/>
-          <w:szCs w:val="24"/>
-        </w:rPr>
-        <w:t>errors</w:t>
-      </w:r>
-      <w:proofErr w:type="spellEnd"/>
-      <w:r>
-        <w:rPr>
-          <w:sz w:val="24"/>
-          <w:szCs w:val="24"/>
-        </w:rPr>
-        <w:t xml:space="preserve"> </w:t>
-      </w:r>
-      <w:proofErr w:type="spellStart"/>
-      <w:r>
-        <w:rPr>
-          <w:sz w:val="24"/>
-          <w:szCs w:val="24"/>
-        </w:rPr>
-        <w:t>and</w:t>
-      </w:r>
-      <w:proofErr w:type="spellEnd"/>
-      <w:r>
-        <w:rPr>
-          <w:sz w:val="24"/>
-          <w:szCs w:val="24"/>
-        </w:rPr>
-        <w:t xml:space="preserve"> </w:t>
-      </w:r>
-      <w:proofErr w:type="spellStart"/>
-      <w:r>
-        <w:rPr>
-          <w:sz w:val="24"/>
-          <w:szCs w:val="24"/>
-        </w:rPr>
-        <w:t>latency</w:t>
-      </w:r>
-      <w:proofErr w:type="spellEnd"/>
-      <w:r>
-        <w:rPr>
-          <w:sz w:val="24"/>
-          <w:szCs w:val="24"/>
-        </w:rPr>
-        <w:t xml:space="preserve"> </w:t>
-      </w:r>
-      <w:proofErr w:type="spellStart"/>
-      <w:r>
-        <w:rPr>
-          <w:sz w:val="24"/>
-          <w:szCs w:val="24"/>
-        </w:rPr>
-        <w:t>per</w:t>
-      </w:r>
-      <w:proofErr w:type="spellEnd"/>
-      <w:r>
-        <w:rPr>
-          <w:sz w:val="24"/>
-          <w:szCs w:val="24"/>
-        </w:rPr>
-        <w:t xml:space="preserve"> </w:t>
-      </w:r>
-      <w:proofErr w:type="spellStart"/>
-      <w:r>
-        <w:rPr>
-          <w:sz w:val="24"/>
-          <w:szCs w:val="24"/>
-        </w:rPr>
-        <w:t>service</w:t>
-      </w:r>
-      <w:proofErr w:type="spellEnd"/>
-      <w:r>
-        <w:rPr>
-          <w:sz w:val="24"/>
-          <w:szCs w:val="24"/>
-        </w:rPr>
-        <w:t xml:space="preserve">, a </w:t>
-      </w:r>
-      <w:proofErr w:type="spellStart"/>
-      <w:r>
-        <w:rPr>
-          <w:sz w:val="24"/>
-          <w:szCs w:val="24"/>
-        </w:rPr>
-        <w:t>log</w:t>
-      </w:r>
-      <w:proofErr w:type="spellEnd"/>
-      <w:r>
-        <w:rPr>
-          <w:sz w:val="24"/>
-          <w:szCs w:val="24"/>
-        </w:rPr>
-        <w:t xml:space="preserve"> </w:t>
-      </w:r>
-      <w:proofErr w:type="spellStart"/>
-      <w:r>
-        <w:rPr>
-          <w:sz w:val="24"/>
-          <w:szCs w:val="24"/>
-        </w:rPr>
-        <w:t>panel</w:t>
-      </w:r>
-      <w:proofErr w:type="spellEnd"/>
-      <w:r>
-        <w:rPr>
-          <w:sz w:val="24"/>
-          <w:szCs w:val="24"/>
-        </w:rPr>
-        <w:t xml:space="preserve"> </w:t>
-      </w:r>
-      <w:proofErr w:type="spellStart"/>
-      <w:r>
-        <w:rPr>
-          <w:sz w:val="24"/>
-          <w:szCs w:val="24"/>
-        </w:rPr>
-        <w:t>for</w:t>
-      </w:r>
-      <w:proofErr w:type="spellEnd"/>
-      <w:r>
-        <w:rPr>
-          <w:sz w:val="24"/>
-          <w:szCs w:val="24"/>
-        </w:rPr>
-        <w:t xml:space="preserve"> </w:t>
-      </w:r>
-      <w:proofErr w:type="spellStart"/>
-      <w:r>
-        <w:rPr>
-          <w:sz w:val="24"/>
-          <w:szCs w:val="24"/>
-        </w:rPr>
-        <w:t>the</w:t>
-      </w:r>
-      <w:proofErr w:type="spellEnd"/>
-      <w:r>
-        <w:rPr>
-          <w:sz w:val="24"/>
-          <w:szCs w:val="24"/>
-        </w:rPr>
-        <w:t xml:space="preserve"> </w:t>
-      </w:r>
-      <w:proofErr w:type="spellStart"/>
-      <w:r>
-        <w:rPr>
-          <w:sz w:val="24"/>
-          <w:szCs w:val="24"/>
-        </w:rPr>
-        <w:t>sample</w:t>
-      </w:r>
-      <w:proofErr w:type="spellEnd"/>
-      <w:r>
-        <w:rPr>
-          <w:sz w:val="24"/>
-          <w:szCs w:val="24"/>
-        </w:rPr>
-        <w:t xml:space="preserve"> </w:t>
-      </w:r>
-      <w:proofErr w:type="spellStart"/>
-      <w:r>
-        <w:rPr>
-          <w:sz w:val="24"/>
-          <w:szCs w:val="24"/>
-        </w:rPr>
-        <w:t>application</w:t>
-      </w:r>
-      <w:proofErr w:type="spellEnd"/>
-      <w:r>
-        <w:rPr>
-          <w:sz w:val="24"/>
-          <w:szCs w:val="24"/>
-        </w:rPr>
-        <w:t xml:space="preserve">, </w:t>
-      </w:r>
-      <w:proofErr w:type="spellStart"/>
-      <w:r>
-        <w:rPr>
-          <w:sz w:val="24"/>
-          <w:szCs w:val="24"/>
-        </w:rPr>
-        <w:t>and</w:t>
-      </w:r>
-      <w:proofErr w:type="spellEnd"/>
-      <w:r>
-        <w:rPr>
-          <w:sz w:val="24"/>
-          <w:szCs w:val="24"/>
-        </w:rPr>
-        <w:t xml:space="preserve"> CPU, </w:t>
-      </w:r>
-      <w:proofErr w:type="spellStart"/>
-      <w:r>
-        <w:rPr>
-          <w:sz w:val="24"/>
-          <w:szCs w:val="24"/>
-        </w:rPr>
-        <w:t>memory</w:t>
-      </w:r>
-      <w:proofErr w:type="spellEnd"/>
-      <w:r>
-        <w:rPr>
-          <w:sz w:val="24"/>
-          <w:szCs w:val="24"/>
-        </w:rPr>
-        <w:t xml:space="preserve"> </w:t>
-      </w:r>
-      <w:proofErr w:type="spellStart"/>
-      <w:r>
-        <w:rPr>
-          <w:sz w:val="24"/>
-          <w:szCs w:val="24"/>
-        </w:rPr>
-        <w:t>and</w:t>
-      </w:r>
-      <w:proofErr w:type="spellEnd"/>
-      <w:r>
-        <w:rPr>
-          <w:sz w:val="24"/>
-          <w:szCs w:val="24"/>
-        </w:rPr>
-        <w:t xml:space="preserve"> </w:t>
-      </w:r>
-      <w:proofErr w:type="spellStart"/>
-      <w:r>
-        <w:rPr>
-          <w:sz w:val="24"/>
-          <w:szCs w:val="24"/>
-        </w:rPr>
-        <w:t>disk</w:t>
-      </w:r>
-      <w:proofErr w:type="spellEnd"/>
-      <w:r>
-        <w:rPr>
-          <w:sz w:val="24"/>
-          <w:szCs w:val="24"/>
-        </w:rPr>
-        <w:t xml:space="preserve"> </w:t>
-      </w:r>
-      <w:proofErr w:type="spellStart"/>
-      <w:r>
-        <w:rPr>
-          <w:sz w:val="24"/>
-          <w:szCs w:val="24"/>
-        </w:rPr>
-        <w:t>use</w:t>
-      </w:r>
-      <w:proofErr w:type="spellEnd"/>
-      <w:r>
-        <w:rPr>
-          <w:sz w:val="24"/>
-          <w:szCs w:val="24"/>
-        </w:rPr>
-        <w:t xml:space="preserve"> </w:t>
-      </w:r>
-      <w:proofErr w:type="spellStart"/>
-      <w:r>
-        <w:rPr>
-          <w:sz w:val="24"/>
-          <w:szCs w:val="24"/>
-        </w:rPr>
-        <w:t>of</w:t>
-      </w:r>
-      <w:proofErr w:type="spellEnd"/>
-      <w:r>
-        <w:rPr>
-          <w:sz w:val="24"/>
-          <w:szCs w:val="24"/>
-        </w:rPr>
-        <w:t xml:space="preserve"> </w:t>
-      </w:r>
-      <w:proofErr w:type="spellStart"/>
-      <w:r>
-        <w:rPr>
-          <w:sz w:val="24"/>
-          <w:szCs w:val="24"/>
-        </w:rPr>
-        <w:t>the</w:t>
-      </w:r>
-      <w:proofErr w:type="spellEnd"/>
-      <w:r>
-        <w:rPr>
-          <w:sz w:val="24"/>
-          <w:szCs w:val="24"/>
-        </w:rPr>
-        <w:t xml:space="preserve"> </w:t>
-      </w:r>
-      <w:proofErr w:type="spellStart"/>
-      <w:r>
-        <w:rPr>
-          <w:sz w:val="24"/>
-          <w:szCs w:val="24"/>
-        </w:rPr>
-        <w:t>stack</w:t>
-      </w:r>
-      <w:proofErr w:type="spellEnd"/>
-      <w:r>
-        <w:rPr>
-          <w:sz w:val="24"/>
-          <w:szCs w:val="24"/>
-        </w:rPr>
-        <w:t>.</w:t>
+      <w:r>
+        <w:rPr>
+          <w:sz w:val="24"/>
+          <w:szCs w:val="24"/>
+        </w:rPr>
+        <w:t>The dashboard called Application and stack overview is a ConfigMap in git. Grafana loads it automatically, so it comes back after a reinstall. It shows request rate, errors and latency per service, a log panel for the sample application, and CPU, memory and disk use of the stack.</w:t>
       </w:r>
     </w:p>
     <w:p>
@@ -4530,6 +2268,7 @@
           <w:szCs w:val="28"/>
           <w:lang w:val="en-US"/>
         </w:rPr>
+        <w:lastRenderedPageBreak/>
         <w:br/>
       </w:r>
       <w:r>
@@ -4601,25 +2340,7 @@
           <w:lang w:val="en-US"/>
         </w:rPr>
         <w:tab/>
-        <w:t xml:space="preserve">One public entry point (Grafana), HTTPS with TLS 1.2 or newer, login required, no anonymous access and no </w:t>
-      </w:r>
-      <w:proofErr w:type="spellStart"/>
-      <w:r>
-        <w:rPr>
-          <w:sz w:val="24"/>
-          <w:szCs w:val="24"/>
-          <w:lang w:val="en-US"/>
-        </w:rPr>
-        <w:t>self sign-up</w:t>
-      </w:r>
-      <w:proofErr w:type="spellEnd"/>
-      <w:r>
-        <w:rPr>
-          <w:sz w:val="24"/>
-          <w:szCs w:val="24"/>
-          <w:lang w:val="en-US"/>
-        </w:rPr>
-        <w:t>.</w:t>
+        <w:t>One public entry point (Grafana), HTTPS with TLS 1.2 or newer, login required, no anonymous access and no self sign-up.</w:t>
       </w:r>
     </w:p>
     <w:p>
@@ -4772,7 +2493,6 @@
           <w:szCs w:val="24"/>
           <w:lang w:val="en-US"/>
         </w:rPr>
-        <w:lastRenderedPageBreak/>
         <w:t>What is not covered:</w:t>
       </w:r>
     </w:p>
@@ -4825,25 +2545,7 @@
           <w:lang w:val="en-US"/>
         </w:rPr>
         <w:tab/>
-        <w:t xml:space="preserve">There are no </w:t>
-      </w:r>
-      <w:proofErr w:type="spellStart"/>
-      <w:r>
-        <w:rPr>
-          <w:sz w:val="24"/>
-          <w:szCs w:val="24"/>
-          <w:lang w:val="en-US"/>
-        </w:rPr>
-        <w:t>NetworkPolicies</w:t>
-      </w:r>
-      <w:proofErr w:type="spellEnd"/>
-      <w:r>
-        <w:rPr>
-          <w:sz w:val="24"/>
-          <w:szCs w:val="24"/>
-          <w:lang w:val="en-US"/>
-        </w:rPr>
-        <w:t>, and traffic between pods is not encrypted.</w:t>
+        <w:t>There are no NetworkPolicies, and traffic between pods is not encrypted.</w:t>
       </w:r>
     </w:p>
     <w:p>
@@ -4992,7 +2694,6 @@
             <w:pPr>
               <w:spacing w:after="0"/>
             </w:pPr>
-            <w:proofErr w:type="spellStart"/>
             <w:r>
               <w:rPr>
                 <w:b/>
@@ -5000,7 +2701,6 @@
               </w:rPr>
               <w:t>Component</w:t>
             </w:r>
-            <w:proofErr w:type="spellEnd"/>
           </w:p>
         </w:tc>
         <w:tc>
@@ -5025,7 +2725,6 @@
             <w:pPr>
               <w:spacing w:after="0"/>
             </w:pPr>
-            <w:proofErr w:type="spellStart"/>
             <w:r>
               <w:rPr>
                 <w:b/>
@@ -5033,7 +2732,6 @@
               </w:rPr>
               <w:t>Replicas</w:t>
             </w:r>
-            <w:proofErr w:type="spellEnd"/>
           </w:p>
         </w:tc>
         <w:tc>
@@ -5058,95 +2756,13 @@
             <w:pPr>
               <w:spacing w:after="0"/>
             </w:pPr>
-            <w:proofErr w:type="spellStart"/>
             <w:r>
               <w:rPr>
                 <w:b/>
                 <w:bCs/>
               </w:rPr>
-              <w:t>When</w:t>
-            </w:r>
-            <w:proofErr w:type="spellEnd"/>
-            <w:r>
-              <w:rPr>
-                <w:b/>
-                <w:bCs/>
-              </w:rPr>
-              <w:t xml:space="preserve"> </w:t>
-            </w:r>
-            <w:proofErr w:type="spellStart"/>
-            <w:r>
-              <w:rPr>
-                <w:b/>
-                <w:bCs/>
-              </w:rPr>
-              <w:t>one</w:t>
-            </w:r>
-            <w:proofErr w:type="spellEnd"/>
-            <w:r>
-              <w:rPr>
-                <w:b/>
-                <w:bCs/>
-              </w:rPr>
-              <w:t xml:space="preserve"> </w:t>
-            </w:r>
-            <w:proofErr w:type="spellStart"/>
-            <w:r>
-              <w:rPr>
-                <w:b/>
-                <w:bCs/>
-              </w:rPr>
-              <w:t>replica</w:t>
-            </w:r>
-            <w:proofErr w:type="spellEnd"/>
-            <w:r>
-              <w:rPr>
-                <w:b/>
-                <w:bCs/>
-              </w:rPr>
-              <w:t xml:space="preserve"> </w:t>
-            </w:r>
-            <w:proofErr w:type="spellStart"/>
-            <w:r>
-              <w:rPr>
-                <w:b/>
-                <w:bCs/>
-              </w:rPr>
-              <w:t>or</w:t>
-            </w:r>
-            <w:proofErr w:type="spellEnd"/>
-            <w:r>
-              <w:rPr>
-                <w:b/>
-                <w:bCs/>
-              </w:rPr>
-              <w:t xml:space="preserve"> </w:t>
-            </w:r>
-            <w:proofErr w:type="spellStart"/>
-            <w:r>
-              <w:rPr>
-                <w:b/>
-                <w:bCs/>
-              </w:rPr>
-              <w:t>node</w:t>
-            </w:r>
-            <w:proofErr w:type="spellEnd"/>
-            <w:r>
-              <w:rPr>
-                <w:b/>
-                <w:bCs/>
-              </w:rPr>
-              <w:t xml:space="preserve"> </w:t>
-            </w:r>
-            <w:proofErr w:type="spellStart"/>
-            <w:r>
-              <w:rPr>
-                <w:b/>
-                <w:bCs/>
-              </w:rPr>
-              <w:t>fails</w:t>
-            </w:r>
-            <w:proofErr w:type="spellEnd"/>
+              <w:t>When one replica or node fails</w:t>
+            </w:r>
           </w:p>
         </w:tc>
       </w:tr>
@@ -5175,11 +2791,9 @@
             <w:pPr>
               <w:spacing w:after="0"/>
             </w:pPr>
-            <w:proofErr w:type="spellStart"/>
             <w:r>
               <w:t>Prometheus</w:t>
             </w:r>
-            <w:proofErr w:type="spellEnd"/>
           </w:p>
         </w:tc>
         <w:tc>
@@ -5229,149 +2843,8 @@
             <w:pPr>
               <w:spacing w:after="0"/>
             </w:pPr>
-            <w:proofErr w:type="spellStart"/>
-            <w:r>
-              <w:t>The</w:t>
-            </w:r>
-            <w:proofErr w:type="spellEnd"/>
-            <w:r>
-              <w:t xml:space="preserve"> </w:t>
-            </w:r>
-            <w:proofErr w:type="spellStart"/>
-            <w:r>
-              <w:t>other</w:t>
-            </w:r>
-            <w:proofErr w:type="spellEnd"/>
-            <w:r>
-              <w:t xml:space="preserve"> </w:t>
-            </w:r>
-            <w:proofErr w:type="spellStart"/>
-            <w:r>
-              <w:t>one</w:t>
-            </w:r>
-            <w:proofErr w:type="spellEnd"/>
-            <w:r>
-              <w:t xml:space="preserve"> </w:t>
-            </w:r>
-            <w:proofErr w:type="spellStart"/>
-            <w:r>
-              <w:t>keeps</w:t>
-            </w:r>
-            <w:proofErr w:type="spellEnd"/>
-            <w:r>
-              <w:t xml:space="preserve"> </w:t>
-            </w:r>
-            <w:proofErr w:type="spellStart"/>
-            <w:r>
-              <w:t>scraping</w:t>
-            </w:r>
-            <w:proofErr w:type="spellEnd"/>
-            <w:r>
-              <w:t xml:space="preserve">. </w:t>
-            </w:r>
-            <w:proofErr w:type="spellStart"/>
-            <w:r>
-              <w:t>Graphs</w:t>
-            </w:r>
-            <w:proofErr w:type="spellEnd"/>
-            <w:r>
-              <w:t xml:space="preserve"> </w:t>
-            </w:r>
-            <w:proofErr w:type="spellStart"/>
-            <w:r>
-              <w:t>can</w:t>
-            </w:r>
-            <w:proofErr w:type="spellEnd"/>
-            <w:r>
-              <w:t xml:space="preserve"> </w:t>
-            </w:r>
-            <w:proofErr w:type="spellStart"/>
-            <w:r>
-              <w:t>differ</w:t>
-            </w:r>
-            <w:proofErr w:type="spellEnd"/>
-            <w:r>
-              <w:t xml:space="preserve"> </w:t>
-            </w:r>
-            <w:proofErr w:type="spellStart"/>
-            <w:r>
-              <w:t>very</w:t>
-            </w:r>
-            <w:proofErr w:type="spellEnd"/>
-            <w:r>
-              <w:t xml:space="preserve"> </w:t>
-            </w:r>
-            <w:proofErr w:type="spellStart"/>
-            <w:r>
-              <w:t>slightly</w:t>
-            </w:r>
-            <w:proofErr w:type="spellEnd"/>
-            <w:r>
-              <w:t xml:space="preserve"> </w:t>
-            </w:r>
-            <w:proofErr w:type="spellStart"/>
-            <w:r>
-              <w:t>between</w:t>
-            </w:r>
-            <w:proofErr w:type="spellEnd"/>
-            <w:r>
-              <w:t xml:space="preserve"> </w:t>
-            </w:r>
-            <w:proofErr w:type="spellStart"/>
-            <w:r>
-              <w:t>the</w:t>
-            </w:r>
-            <w:proofErr w:type="spellEnd"/>
-            <w:r>
-              <w:t xml:space="preserve"> </w:t>
-            </w:r>
-            <w:proofErr w:type="spellStart"/>
-            <w:r>
-              <w:t>two</w:t>
-            </w:r>
-            <w:proofErr w:type="spellEnd"/>
-            <w:r>
-              <w:t xml:space="preserve">, </w:t>
-            </w:r>
-            <w:proofErr w:type="spellStart"/>
-            <w:r>
-              <w:t>because</w:t>
-            </w:r>
-            <w:proofErr w:type="spellEnd"/>
-            <w:r>
-              <w:t xml:space="preserve"> </w:t>
-            </w:r>
-            <w:proofErr w:type="spellStart"/>
-            <w:r>
-              <w:t>Grafana</w:t>
-            </w:r>
-            <w:proofErr w:type="spellEnd"/>
-            <w:r>
-              <w:t xml:space="preserve"> </w:t>
-            </w:r>
-            <w:proofErr w:type="spellStart"/>
-            <w:r>
-              <w:t>reads</w:t>
-            </w:r>
-            <w:proofErr w:type="spellEnd"/>
-            <w:r>
-              <w:t xml:space="preserve"> </w:t>
-            </w:r>
-            <w:proofErr w:type="spellStart"/>
-            <w:r>
-              <w:t>through</w:t>
-            </w:r>
-            <w:proofErr w:type="spellEnd"/>
-            <w:r>
-              <w:t xml:space="preserve"> a </w:t>
-            </w:r>
-            <w:proofErr w:type="spellStart"/>
-            <w:r>
-              <w:t>Service</w:t>
-            </w:r>
-            <w:proofErr w:type="spellEnd"/>
-            <w:r>
-              <w:t>.</w:t>
+            <w:r>
+              <w:t>The other one keeps scraping. Graphs can differ very slightly between the two, because Grafana reads through a Service.</w:t>
             </w:r>
           </w:p>
         </w:tc>
@@ -5401,11 +2874,9 @@
             <w:pPr>
               <w:spacing w:after="0"/>
             </w:pPr>
-            <w:proofErr w:type="spellStart"/>
             <w:r>
               <w:t>Alertmanager</w:t>
             </w:r>
-            <w:proofErr w:type="spellEnd"/>
           </w:p>
         </w:tc>
         <w:tc>
@@ -5455,133 +2926,8 @@
             <w:pPr>
               <w:spacing w:after="0"/>
             </w:pPr>
-            <w:proofErr w:type="spellStart"/>
-            <w:r>
-              <w:t>They</w:t>
-            </w:r>
-            <w:proofErr w:type="spellEnd"/>
-            <w:r>
-              <w:t xml:space="preserve"> </w:t>
-            </w:r>
-            <w:proofErr w:type="spellStart"/>
-            <w:r>
-              <w:t>form</w:t>
-            </w:r>
-            <w:proofErr w:type="spellEnd"/>
-            <w:r>
-              <w:t xml:space="preserve"> a </w:t>
-            </w:r>
-            <w:proofErr w:type="spellStart"/>
-            <w:r>
-              <w:t>cluster</w:t>
-            </w:r>
-            <w:proofErr w:type="spellEnd"/>
-            <w:r>
-              <w:t xml:space="preserve"> </w:t>
-            </w:r>
-            <w:proofErr w:type="spellStart"/>
-            <w:r>
-              <w:t>and</w:t>
-            </w:r>
-            <w:proofErr w:type="spellEnd"/>
-            <w:r>
-              <w:t xml:space="preserve"> </w:t>
-            </w:r>
-            <w:proofErr w:type="spellStart"/>
-            <w:r>
-              <w:t>share</w:t>
-            </w:r>
-            <w:proofErr w:type="spellEnd"/>
-            <w:r>
-              <w:t xml:space="preserve"> </w:t>
-            </w:r>
-            <w:proofErr w:type="spellStart"/>
-            <w:r>
-              <w:t>what</w:t>
-            </w:r>
-            <w:proofErr w:type="spellEnd"/>
-            <w:r>
-              <w:t xml:space="preserve"> </w:t>
-            </w:r>
-            <w:proofErr w:type="spellStart"/>
-            <w:r>
-              <w:t>has</w:t>
-            </w:r>
-            <w:proofErr w:type="spellEnd"/>
-            <w:r>
-              <w:t xml:space="preserve"> </w:t>
-            </w:r>
-            <w:proofErr w:type="spellStart"/>
-            <w:r>
-              <w:t>already</w:t>
-            </w:r>
-            <w:proofErr w:type="spellEnd"/>
-            <w:r>
-              <w:t xml:space="preserve"> </w:t>
-            </w:r>
-            <w:proofErr w:type="spellStart"/>
-            <w:r>
-              <w:t>been</w:t>
-            </w:r>
-            <w:proofErr w:type="spellEnd"/>
-            <w:r>
-              <w:t xml:space="preserve"> </w:t>
-            </w:r>
-            <w:proofErr w:type="spellStart"/>
-            <w:r>
-              <w:t>sent</w:t>
-            </w:r>
-            <w:proofErr w:type="spellEnd"/>
-            <w:r>
-              <w:t xml:space="preserve">, </w:t>
-            </w:r>
-            <w:proofErr w:type="spellStart"/>
-            <w:r>
-              <w:t>so</w:t>
-            </w:r>
-            <w:proofErr w:type="spellEnd"/>
-            <w:r>
-              <w:t xml:space="preserve"> </w:t>
-            </w:r>
-            <w:proofErr w:type="spellStart"/>
-            <w:r>
-              <w:t>there</w:t>
-            </w:r>
-            <w:proofErr w:type="spellEnd"/>
-            <w:r>
-              <w:t xml:space="preserve"> </w:t>
-            </w:r>
-            <w:proofErr w:type="spellStart"/>
-            <w:r>
-              <w:t>are</w:t>
-            </w:r>
-            <w:proofErr w:type="spellEnd"/>
-            <w:r>
-              <w:t xml:space="preserve"> </w:t>
-            </w:r>
-            <w:proofErr w:type="spellStart"/>
-            <w:r>
-              <w:t>no</w:t>
-            </w:r>
-            <w:proofErr w:type="spellEnd"/>
-            <w:r>
-              <w:t xml:space="preserve"> </w:t>
-            </w:r>
-            <w:proofErr w:type="spellStart"/>
-            <w:r>
-              <w:t>duplicate</w:t>
-            </w:r>
-            <w:proofErr w:type="spellEnd"/>
-            <w:r>
-              <w:t xml:space="preserve"> e-</w:t>
-            </w:r>
-            <w:proofErr w:type="spellStart"/>
-            <w:r>
-              <w:t>mails</w:t>
-            </w:r>
-            <w:proofErr w:type="spellEnd"/>
-            <w:r>
-              <w:t>.</w:t>
+            <w:r>
+              <w:t>They form a cluster and share what has already been sent, so there are no duplicate e-mails.</w:t>
             </w:r>
           </w:p>
         </w:tc>
@@ -5611,11 +2957,9 @@
             <w:pPr>
               <w:spacing w:after="0"/>
             </w:pPr>
-            <w:proofErr w:type="spellStart"/>
             <w:r>
               <w:t>Loki</w:t>
             </w:r>
-            <w:proofErr w:type="spellEnd"/>
           </w:p>
         </w:tc>
         <w:tc>
@@ -5665,165 +3009,8 @@
             <w:pPr>
               <w:spacing w:after="0"/>
             </w:pPr>
-            <w:proofErr w:type="spellStart"/>
-            <w:r>
-              <w:t>Each</w:t>
-            </w:r>
-            <w:proofErr w:type="spellEnd"/>
-            <w:r>
-              <w:t xml:space="preserve"> </w:t>
-            </w:r>
-            <w:proofErr w:type="spellStart"/>
-            <w:r>
-              <w:t>line</w:t>
-            </w:r>
-            <w:proofErr w:type="spellEnd"/>
-            <w:r>
-              <w:t xml:space="preserve"> </w:t>
-            </w:r>
-            <w:proofErr w:type="spellStart"/>
-            <w:r>
-              <w:t>is</w:t>
-            </w:r>
-            <w:proofErr w:type="spellEnd"/>
-            <w:r>
-              <w:t xml:space="preserve"> </w:t>
-            </w:r>
-            <w:proofErr w:type="spellStart"/>
-            <w:r>
-              <w:t>written</w:t>
-            </w:r>
-            <w:proofErr w:type="spellEnd"/>
-            <w:r>
-              <w:t xml:space="preserve"> </w:t>
-            </w:r>
-            <w:proofErr w:type="spellStart"/>
-            <w:r>
-              <w:t>to</w:t>
-            </w:r>
-            <w:proofErr w:type="spellEnd"/>
-            <w:r>
-              <w:t xml:space="preserve"> </w:t>
-            </w:r>
-            <w:proofErr w:type="spellStart"/>
-            <w:r>
-              <w:t>three</w:t>
-            </w:r>
-            <w:proofErr w:type="spellEnd"/>
-            <w:r>
-              <w:t xml:space="preserve"> </w:t>
-            </w:r>
-            <w:proofErr w:type="spellStart"/>
-            <w:r>
-              <w:t>replicas</w:t>
-            </w:r>
-            <w:proofErr w:type="spellEnd"/>
-            <w:r>
-              <w:t xml:space="preserve"> </w:t>
-            </w:r>
-            <w:proofErr w:type="spellStart"/>
-            <w:r>
-              <w:t>and</w:t>
-            </w:r>
-            <w:proofErr w:type="spellEnd"/>
-            <w:r>
-              <w:t xml:space="preserve"> a </w:t>
-            </w:r>
-            <w:proofErr w:type="spellStart"/>
-            <w:r>
-              <w:t>write</w:t>
-            </w:r>
-            <w:proofErr w:type="spellEnd"/>
-            <w:r>
-              <w:t xml:space="preserve"> </w:t>
-            </w:r>
-            <w:proofErr w:type="spellStart"/>
-            <w:r>
-              <w:t>succeeds</w:t>
-            </w:r>
-            <w:proofErr w:type="spellEnd"/>
-            <w:r>
-              <w:t xml:space="preserve"> </w:t>
-            </w:r>
-            <w:proofErr w:type="spellStart"/>
-            <w:r>
-              <w:t>with</w:t>
-            </w:r>
-            <w:proofErr w:type="spellEnd"/>
-            <w:r>
-              <w:t xml:space="preserve"> </w:t>
-            </w:r>
-            <w:proofErr w:type="spellStart"/>
-            <w:r>
-              <w:t>two</w:t>
-            </w:r>
-            <w:proofErr w:type="spellEnd"/>
-            <w:r>
-              <w:t xml:space="preserve">, </w:t>
-            </w:r>
-            <w:proofErr w:type="spellStart"/>
-            <w:r>
-              <w:t>so</w:t>
-            </w:r>
-            <w:proofErr w:type="spellEnd"/>
-            <w:r>
-              <w:t xml:space="preserve"> </w:t>
-            </w:r>
-            <w:proofErr w:type="spellStart"/>
-            <w:r>
-              <w:t>logs</w:t>
-            </w:r>
-            <w:proofErr w:type="spellEnd"/>
-            <w:r>
-              <w:t xml:space="preserve"> </w:t>
-            </w:r>
-            <w:proofErr w:type="spellStart"/>
-            <w:r>
-              <w:t>keep</w:t>
-            </w:r>
-            <w:proofErr w:type="spellEnd"/>
-            <w:r>
-              <w:t xml:space="preserve"> </w:t>
-            </w:r>
-            <w:proofErr w:type="spellStart"/>
-            <w:r>
-              <w:t>flowing</w:t>
-            </w:r>
-            <w:proofErr w:type="spellEnd"/>
-            <w:r>
-              <w:t xml:space="preserve"> </w:t>
-            </w:r>
-            <w:proofErr w:type="spellStart"/>
-            <w:r>
-              <w:t>and</w:t>
-            </w:r>
-            <w:proofErr w:type="spellEnd"/>
-            <w:r>
-              <w:t xml:space="preserve"> </w:t>
-            </w:r>
-            <w:proofErr w:type="spellStart"/>
-            <w:r>
-              <w:t>nothing</w:t>
-            </w:r>
-            <w:proofErr w:type="spellEnd"/>
-            <w:r>
-              <w:t xml:space="preserve"> </w:t>
-            </w:r>
-            <w:proofErr w:type="spellStart"/>
-            <w:r>
-              <w:t>is</w:t>
-            </w:r>
-            <w:proofErr w:type="spellEnd"/>
-            <w:r>
-              <w:t xml:space="preserve"> </w:t>
-            </w:r>
-            <w:proofErr w:type="spellStart"/>
-            <w:r>
-              <w:t>lost</w:t>
-            </w:r>
-            <w:proofErr w:type="spellEnd"/>
-            <w:r>
-              <w:t>.</w:t>
+            <w:r>
+              <w:t>Each line is written to three replicas and a write succeeds with two, so logs keep flowing and nothing is lost.</w:t>
             </w:r>
           </w:p>
         </w:tc>
@@ -5853,11 +3040,9 @@
             <w:pPr>
               <w:spacing w:after="0"/>
             </w:pPr>
-            <w:proofErr w:type="spellStart"/>
             <w:r>
               <w:t>Alloy</w:t>
             </w:r>
-            <w:proofErr w:type="spellEnd"/>
           </w:p>
         </w:tc>
         <w:tc>
@@ -5907,93 +3092,8 @@
             <w:pPr>
               <w:spacing w:after="0"/>
             </w:pPr>
-            <w:proofErr w:type="spellStart"/>
-            <w:r>
-              <w:t>The</w:t>
-            </w:r>
-            <w:proofErr w:type="spellEnd"/>
-            <w:r>
-              <w:t xml:space="preserve"> </w:t>
-            </w:r>
-            <w:proofErr w:type="spellStart"/>
-            <w:r>
-              <w:t>surviving</w:t>
-            </w:r>
-            <w:proofErr w:type="spellEnd"/>
-            <w:r>
-              <w:t xml:space="preserve"> </w:t>
-            </w:r>
-            <w:proofErr w:type="spellStart"/>
-            <w:r>
-              <w:t>replica</w:t>
-            </w:r>
-            <w:proofErr w:type="spellEnd"/>
-            <w:r>
-              <w:t xml:space="preserve"> </w:t>
-            </w:r>
-            <w:proofErr w:type="spellStart"/>
-            <w:r>
-              <w:t>takes</w:t>
-            </w:r>
-            <w:proofErr w:type="spellEnd"/>
-            <w:r>
-              <w:t xml:space="preserve"> </w:t>
-            </w:r>
-            <w:proofErr w:type="spellStart"/>
-            <w:r>
-              <w:t>over</w:t>
-            </w:r>
-            <w:proofErr w:type="spellEnd"/>
-            <w:r>
-              <w:t xml:space="preserve"> </w:t>
-            </w:r>
-            <w:proofErr w:type="spellStart"/>
-            <w:r>
-              <w:t>the</w:t>
-            </w:r>
-            <w:proofErr w:type="spellEnd"/>
-            <w:r>
-              <w:t xml:space="preserve"> </w:t>
-            </w:r>
-            <w:proofErr w:type="spellStart"/>
-            <w:r>
-              <w:t>pods</w:t>
-            </w:r>
-            <w:proofErr w:type="spellEnd"/>
-            <w:r>
-              <w:t xml:space="preserve"> </w:t>
-            </w:r>
-            <w:proofErr w:type="spellStart"/>
-            <w:r>
-              <w:t>of</w:t>
-            </w:r>
-            <w:proofErr w:type="spellEnd"/>
-            <w:r>
-              <w:t xml:space="preserve"> </w:t>
-            </w:r>
-            <w:proofErr w:type="spellStart"/>
-            <w:r>
-              <w:t>the</w:t>
-            </w:r>
-            <w:proofErr w:type="spellEnd"/>
-            <w:r>
-              <w:t xml:space="preserve"> </w:t>
-            </w:r>
-            <w:proofErr w:type="spellStart"/>
-            <w:r>
-              <w:t>failed</w:t>
-            </w:r>
-            <w:proofErr w:type="spellEnd"/>
-            <w:r>
-              <w:t xml:space="preserve"> </w:t>
-            </w:r>
-            <w:proofErr w:type="spellStart"/>
-            <w:r>
-              <w:t>one</w:t>
-            </w:r>
-            <w:proofErr w:type="spellEnd"/>
-            <w:r>
-              <w:t>.</w:t>
+            <w:r>
+              <w:t>The surviving replica takes over the pods of the failed one.</w:t>
             </w:r>
           </w:p>
         </w:tc>
@@ -6023,11 +3123,9 @@
             <w:pPr>
               <w:spacing w:after="0"/>
             </w:pPr>
-            <w:proofErr w:type="spellStart"/>
             <w:r>
               <w:t>Tempo</w:t>
             </w:r>
-            <w:proofErr w:type="spellEnd"/>
           </w:p>
         </w:tc>
         <w:tc>
@@ -6077,109 +3175,8 @@
             <w:pPr>
               <w:spacing w:after="0"/>
             </w:pPr>
-            <w:proofErr w:type="spellStart"/>
-            <w:r>
-              <w:t>Traces</w:t>
-            </w:r>
-            <w:proofErr w:type="spellEnd"/>
-            <w:r>
-              <w:t xml:space="preserve"> </w:t>
-            </w:r>
-            <w:proofErr w:type="spellStart"/>
-            <w:r>
-              <w:t>sent</w:t>
-            </w:r>
-            <w:proofErr w:type="spellEnd"/>
-            <w:r>
-              <w:t xml:space="preserve"> </w:t>
-            </w:r>
-            <w:proofErr w:type="spellStart"/>
-            <w:r>
-              <w:t>during</w:t>
-            </w:r>
-            <w:proofErr w:type="spellEnd"/>
-            <w:r>
-              <w:t xml:space="preserve"> a </w:t>
-            </w:r>
-            <w:proofErr w:type="spellStart"/>
-            <w:r>
-              <w:t>restart</w:t>
-            </w:r>
-            <w:proofErr w:type="spellEnd"/>
-            <w:r>
-              <w:t xml:space="preserve"> </w:t>
-            </w:r>
-            <w:proofErr w:type="spellStart"/>
-            <w:r>
-              <w:t>are</w:t>
-            </w:r>
-            <w:proofErr w:type="spellEnd"/>
-            <w:r>
-              <w:t xml:space="preserve"> </w:t>
-            </w:r>
-            <w:proofErr w:type="spellStart"/>
-            <w:r>
-              <w:t>lost</w:t>
-            </w:r>
-            <w:proofErr w:type="spellEnd"/>
-            <w:r>
-              <w:t xml:space="preserve">. </w:t>
-            </w:r>
-            <w:proofErr w:type="spellStart"/>
-            <w:r>
-              <w:t>Stored</w:t>
-            </w:r>
-            <w:proofErr w:type="spellEnd"/>
-            <w:r>
-              <w:t xml:space="preserve"> </w:t>
-            </w:r>
-            <w:proofErr w:type="spellStart"/>
-            <w:r>
-              <w:t>traces</w:t>
-            </w:r>
-            <w:proofErr w:type="spellEnd"/>
-            <w:r>
-              <w:t xml:space="preserve"> </w:t>
-            </w:r>
-            <w:proofErr w:type="spellStart"/>
-            <w:r>
-              <w:t>are</w:t>
-            </w:r>
-            <w:proofErr w:type="spellEnd"/>
-            <w:r>
-              <w:t xml:space="preserve"> </w:t>
-            </w:r>
-            <w:proofErr w:type="spellStart"/>
-            <w:r>
-              <w:t>safe</w:t>
-            </w:r>
-            <w:proofErr w:type="spellEnd"/>
-            <w:r>
-              <w:t xml:space="preserve"> </w:t>
-            </w:r>
-            <w:proofErr w:type="spellStart"/>
-            <w:r>
-              <w:t>in</w:t>
-            </w:r>
-            <w:proofErr w:type="spellEnd"/>
-            <w:r>
-              <w:t xml:space="preserve"> </w:t>
-            </w:r>
-            <w:proofErr w:type="spellStart"/>
-            <w:r>
-              <w:t>the</w:t>
-            </w:r>
-            <w:proofErr w:type="spellEnd"/>
-            <w:r>
-              <w:t xml:space="preserve"> </w:t>
-            </w:r>
-            <w:proofErr w:type="spellStart"/>
-            <w:r>
-              <w:t>bucket</w:t>
-            </w:r>
-            <w:proofErr w:type="spellEnd"/>
-            <w:r>
-              <w:t>.</w:t>
+            <w:r>
+              <w:t>Traces sent during a restart are lost. Stored traces are safe in the bucket.</w:t>
             </w:r>
           </w:p>
         </w:tc>
@@ -6209,11 +3206,9 @@
             <w:pPr>
               <w:spacing w:after="0"/>
             </w:pPr>
-            <w:proofErr w:type="spellStart"/>
             <w:r>
               <w:t>Grafana</w:t>
             </w:r>
-            <w:proofErr w:type="spellEnd"/>
           </w:p>
         </w:tc>
         <w:tc>
@@ -6263,109 +3258,8 @@
             <w:pPr>
               <w:spacing w:after="0"/>
             </w:pPr>
-            <w:proofErr w:type="spellStart"/>
-            <w:r>
-              <w:t>The</w:t>
-            </w:r>
-            <w:proofErr w:type="spellEnd"/>
-            <w:r>
-              <w:t xml:space="preserve"> UI </w:t>
-            </w:r>
-            <w:proofErr w:type="spellStart"/>
-            <w:r>
-              <w:t>is</w:t>
-            </w:r>
-            <w:proofErr w:type="spellEnd"/>
-            <w:r>
-              <w:t xml:space="preserve"> </w:t>
-            </w:r>
-            <w:proofErr w:type="spellStart"/>
-            <w:r>
-              <w:t>down</w:t>
-            </w:r>
-            <w:proofErr w:type="spellEnd"/>
-            <w:r>
-              <w:t xml:space="preserve"> </w:t>
-            </w:r>
-            <w:proofErr w:type="spellStart"/>
-            <w:r>
-              <w:t>for</w:t>
-            </w:r>
-            <w:proofErr w:type="spellEnd"/>
-            <w:r>
-              <w:t xml:space="preserve"> </w:t>
-            </w:r>
-            <w:proofErr w:type="spellStart"/>
-            <w:r>
-              <w:t>about</w:t>
-            </w:r>
-            <w:proofErr w:type="spellEnd"/>
-            <w:r>
-              <w:t xml:space="preserve"> a </w:t>
-            </w:r>
-            <w:proofErr w:type="spellStart"/>
-            <w:r>
-              <w:t>minute</w:t>
-            </w:r>
-            <w:proofErr w:type="spellEnd"/>
-            <w:r>
-              <w:t xml:space="preserve">. </w:t>
-            </w:r>
-            <w:proofErr w:type="spellStart"/>
-            <w:r>
-              <w:t>Dashboards</w:t>
-            </w:r>
-            <w:proofErr w:type="spellEnd"/>
-            <w:r>
-              <w:t xml:space="preserve"> </w:t>
-            </w:r>
-            <w:proofErr w:type="spellStart"/>
-            <w:r>
-              <w:t>and</w:t>
-            </w:r>
-            <w:proofErr w:type="spellEnd"/>
-            <w:r>
-              <w:t xml:space="preserve"> </w:t>
-            </w:r>
-            <w:proofErr w:type="spellStart"/>
-            <w:r>
-              <w:t>data</w:t>
-            </w:r>
-            <w:proofErr w:type="spellEnd"/>
-            <w:r>
-              <w:t xml:space="preserve"> </w:t>
-            </w:r>
-            <w:proofErr w:type="spellStart"/>
-            <w:r>
-              <w:t>sources</w:t>
-            </w:r>
-            <w:proofErr w:type="spellEnd"/>
-            <w:r>
-              <w:t xml:space="preserve"> </w:t>
-            </w:r>
-            <w:proofErr w:type="spellStart"/>
-            <w:r>
-              <w:t>come</w:t>
-            </w:r>
-            <w:proofErr w:type="spellEnd"/>
-            <w:r>
-              <w:t xml:space="preserve"> </w:t>
-            </w:r>
-            <w:proofErr w:type="spellStart"/>
-            <w:r>
-              <w:t>from</w:t>
-            </w:r>
-            <w:proofErr w:type="spellEnd"/>
-            <w:r>
-              <w:t xml:space="preserve"> </w:t>
-            </w:r>
-            <w:proofErr w:type="spellStart"/>
-            <w:r>
-              <w:t>git</w:t>
-            </w:r>
-            <w:proofErr w:type="spellEnd"/>
-            <w:r>
-              <w:t>.</w:t>
+            <w:r>
+              <w:t>The UI is down for about a minute. Dashboards and data sources come from git.</w:t>
             </w:r>
           </w:p>
         </w:tc>
@@ -6396,43 +3290,8 @@
           <w:szCs w:val="24"/>
           <w:lang w:val="en-US"/>
         </w:rPr>
-        <w:t xml:space="preserve">Prometheus, </w:t>
-      </w:r>
-      <w:proofErr w:type="spellStart"/>
-      <w:r>
-        <w:rPr>
-          <w:sz w:val="24"/>
-          <w:szCs w:val="24"/>
-          <w:lang w:val="en-US"/>
-        </w:rPr>
-        <w:t>Alertmanager</w:t>
-      </w:r>
-      <w:proofErr w:type="spellEnd"/>
-      <w:r>
-        <w:rPr>
-          <w:sz w:val="24"/>
-          <w:szCs w:val="24"/>
-          <w:lang w:val="en-US"/>
-        </w:rPr>
-        <w:t xml:space="preserve"> and Loki have </w:t>
-      </w:r>
-      <w:proofErr w:type="spellStart"/>
-      <w:r>
-        <w:rPr>
-          <w:sz w:val="24"/>
-          <w:szCs w:val="24"/>
-          <w:lang w:val="en-US"/>
-        </w:rPr>
-        <w:t>PodDisruptionBudgets</w:t>
-      </w:r>
-      <w:proofErr w:type="spellEnd"/>
-      <w:r>
-        <w:rPr>
-          <w:sz w:val="24"/>
-          <w:szCs w:val="24"/>
-          <w:lang w:val="en-US"/>
-        </w:rPr>
-        <w:t>, so a node drain or an automatic upgrade takes down only one replica at a time. Their replicas also use hard anti-affinity, which means two replicas never share a node. I did not put a budget on the single-replica components, because it would block draining a node.</w:t>
+        <w:lastRenderedPageBreak/>
+        <w:t>Prometheus, Alertmanager and Loki have PodDisruptionBudgets, so a node drain or an automatic upgrade takes down only one replica at a time. Their replicas also use hard anti-affinity, which means two replicas never share a node. I did not put a budget on the single-replica components, because it would block draining a node.</w:t>
       </w:r>
       <w:r>
         <w:rPr>
@@ -6558,7 +3417,6 @@
           <w:szCs w:val="28"/>
           <w:lang w:val="en-US"/>
         </w:rPr>
-        <w:lastRenderedPageBreak/>
         <w:t>7. Additional tasks</w:t>
       </w:r>
       <w:r>
@@ -6569,29 +3427,7 @@
           <w:szCs w:val="28"/>
           <w:lang w:val="en-US"/>
         </w:rPr>
-        <w:t xml:space="preserve"> that </w:t>
-      </w:r>
-      <w:proofErr w:type="gramStart"/>
-      <w:r>
-        <w:rPr>
-          <w:b/>
-          <w:bCs/>
-          <w:sz w:val="28"/>
-          <w:szCs w:val="28"/>
-          <w:lang w:val="en-US"/>
-        </w:rPr>
-        <w:t>is</w:t>
-      </w:r>
-      <w:proofErr w:type="gramEnd"/>
-      <w:r>
-        <w:rPr>
-          <w:b/>
-          <w:bCs/>
-          <w:sz w:val="28"/>
-          <w:szCs w:val="28"/>
-          <w:lang w:val="en-US"/>
-        </w:rPr>
-        <w:t xml:space="preserve"> covered</w:t>
+        <w:t xml:space="preserve"> that is covered</w:t>
       </w:r>
       <w:r>
         <w:rPr>
@@ -6652,7 +3488,6 @@
             <w:pPr>
               <w:spacing w:after="0"/>
             </w:pPr>
-            <w:proofErr w:type="spellStart"/>
             <w:r>
               <w:rPr>
                 <w:b/>
@@ -6660,7 +3495,6 @@
               </w:rPr>
               <w:t>Item</w:t>
             </w:r>
-            <w:proofErr w:type="spellEnd"/>
           </w:p>
         </w:tc>
         <w:tc>
@@ -6685,7 +3519,6 @@
             <w:pPr>
               <w:spacing w:after="0"/>
             </w:pPr>
-            <w:proofErr w:type="spellStart"/>
             <w:r>
               <w:rPr>
                 <w:b/>
@@ -6693,7 +3526,6 @@
               </w:rPr>
               <w:t>Status</w:t>
             </w:r>
-            <w:proofErr w:type="spellEnd"/>
           </w:p>
         </w:tc>
         <w:tc>
@@ -6718,7 +3550,6 @@
             <w:pPr>
               <w:spacing w:after="0"/>
             </w:pPr>
-            <w:proofErr w:type="spellStart"/>
             <w:r>
               <w:rPr>
                 <w:b/>
@@ -6726,7 +3557,6 @@
               </w:rPr>
               <w:t>Notes</w:t>
             </w:r>
-            <w:proofErr w:type="spellEnd"/>
           </w:p>
         </w:tc>
       </w:tr>
@@ -6755,21 +3585,8 @@
             <w:pPr>
               <w:spacing w:after="0"/>
             </w:pPr>
-            <w:proofErr w:type="spellStart"/>
-            <w:r>
-              <w:t>Long-term</w:t>
-            </w:r>
-            <w:proofErr w:type="spellEnd"/>
-            <w:r>
-              <w:t xml:space="preserve"> </w:t>
-            </w:r>
-            <w:proofErr w:type="spellStart"/>
-            <w:r>
-              <w:t>support</w:t>
-            </w:r>
-            <w:proofErr w:type="spellEnd"/>
-            <w:r>
-              <w:t xml:space="preserve"> </w:t>
+            <w:r>
+              <w:t xml:space="preserve">Long-term support </w:t>
             </w:r>
           </w:p>
         </w:tc>
@@ -6794,19 +3611,9 @@
             <w:pPr>
               <w:spacing w:after="0"/>
             </w:pPr>
-            <w:proofErr w:type="spellStart"/>
-            <w:r>
-              <w:t>Written</w:t>
-            </w:r>
-            <w:proofErr w:type="spellEnd"/>
-            <w:r>
-              <w:t xml:space="preserve"> </w:t>
-            </w:r>
-            <w:proofErr w:type="spellStart"/>
-            <w:r>
-              <w:t>down</w:t>
-            </w:r>
-            <w:proofErr w:type="spellEnd"/>
+            <w:r>
+              <w:t>Written down</w:t>
+            </w:r>
           </w:p>
         </w:tc>
         <w:tc>
@@ -6830,21 +3637,8 @@
             <w:pPr>
               <w:spacing w:after="0"/>
             </w:pPr>
-            <w:proofErr w:type="spellStart"/>
-            <w:r>
-              <w:t>See</w:t>
-            </w:r>
-            <w:proofErr w:type="spellEnd"/>
-            <w:r>
-              <w:t xml:space="preserve"> </w:t>
-            </w:r>
-            <w:proofErr w:type="spellStart"/>
-            <w:r>
-              <w:t>section</w:t>
-            </w:r>
-            <w:proofErr w:type="spellEnd"/>
-            <w:r>
-              <w:t xml:space="preserve"> </w:t>
+            <w:r>
+              <w:t xml:space="preserve">See section </w:t>
             </w:r>
             <w:r>
               <w:rPr>
@@ -6883,27 +3677,9 @@
             <w:pPr>
               <w:spacing w:after="0"/>
             </w:pPr>
-            <w:proofErr w:type="spellStart"/>
-            <w:r>
-              <w:t>Longer-term</w:t>
-            </w:r>
-            <w:proofErr w:type="spellEnd"/>
-            <w:r>
-              <w:t xml:space="preserve"> </w:t>
-            </w:r>
-            <w:proofErr w:type="spellStart"/>
-            <w:r>
-              <w:t>data</w:t>
-            </w:r>
-            <w:proofErr w:type="spellEnd"/>
-            <w:r>
-              <w:t xml:space="preserve"> </w:t>
-            </w:r>
-            <w:proofErr w:type="spellStart"/>
-            <w:r>
-              <w:t>storage</w:t>
-            </w:r>
-            <w:proofErr w:type="spellEnd"/>
+            <w:r>
+              <w:t>Longer-term data storage</w:t>
+            </w:r>
           </w:p>
         </w:tc>
         <w:tc>
@@ -6927,43 +3703,9 @@
             <w:pPr>
               <w:spacing w:after="0"/>
             </w:pPr>
-            <w:proofErr w:type="spellStart"/>
-            <w:r>
-              <w:t>Done</w:t>
-            </w:r>
-            <w:proofErr w:type="spellEnd"/>
-            <w:r>
-              <w:t xml:space="preserve"> </w:t>
-            </w:r>
-            <w:proofErr w:type="spellStart"/>
-            <w:r>
-              <w:t>for</w:t>
-            </w:r>
-            <w:proofErr w:type="spellEnd"/>
-            <w:r>
-              <w:t xml:space="preserve"> </w:t>
-            </w:r>
-            <w:proofErr w:type="spellStart"/>
-            <w:r>
-              <w:t>logs</w:t>
-            </w:r>
-            <w:proofErr w:type="spellEnd"/>
-            <w:r>
-              <w:t xml:space="preserve"> </w:t>
-            </w:r>
-            <w:proofErr w:type="spellStart"/>
-            <w:r>
-              <w:t>and</w:t>
-            </w:r>
-            <w:proofErr w:type="spellEnd"/>
-            <w:r>
-              <w:t xml:space="preserve"> </w:t>
-            </w:r>
-            <w:proofErr w:type="spellStart"/>
-            <w:r>
-              <w:t>traces</w:t>
-            </w:r>
-            <w:proofErr w:type="spellEnd"/>
+            <w:r>
+              <w:t>Done for logs and traces</w:t>
+            </w:r>
           </w:p>
         </w:tc>
         <w:tc>
@@ -6987,77 +3729,8 @@
             <w:pPr>
               <w:spacing w:after="0"/>
             </w:pPr>
-            <w:proofErr w:type="spellStart"/>
-            <w:r>
-              <w:t>Logs</w:t>
-            </w:r>
-            <w:proofErr w:type="spellEnd"/>
-            <w:r>
-              <w:t xml:space="preserve"> 30 </w:t>
-            </w:r>
-            <w:proofErr w:type="spellStart"/>
-            <w:r>
-              <w:t>days</w:t>
-            </w:r>
-            <w:proofErr w:type="spellEnd"/>
-            <w:r>
-              <w:t xml:space="preserve"> </w:t>
-            </w:r>
-            <w:proofErr w:type="spellStart"/>
-            <w:r>
-              <w:t>and</w:t>
-            </w:r>
-            <w:proofErr w:type="spellEnd"/>
-            <w:r>
-              <w:t xml:space="preserve"> </w:t>
-            </w:r>
-            <w:proofErr w:type="spellStart"/>
-            <w:r>
-              <w:t>traces</w:t>
-            </w:r>
-            <w:proofErr w:type="spellEnd"/>
-            <w:r>
-              <w:t xml:space="preserve"> 7 </w:t>
-            </w:r>
-            <w:proofErr w:type="spellStart"/>
-            <w:r>
-              <w:t>days</w:t>
-            </w:r>
-            <w:proofErr w:type="spellEnd"/>
-            <w:r>
-              <w:t xml:space="preserve"> </w:t>
-            </w:r>
-            <w:proofErr w:type="spellStart"/>
-            <w:r>
-              <w:t>in</w:t>
-            </w:r>
-            <w:proofErr w:type="spellEnd"/>
-            <w:r>
-              <w:t xml:space="preserve"> GCS. </w:t>
-            </w:r>
-            <w:proofErr w:type="spellStart"/>
-            <w:r>
-              <w:t>Metrics</w:t>
-            </w:r>
-            <w:proofErr w:type="spellEnd"/>
-            <w:r>
-              <w:t xml:space="preserve"> </w:t>
-            </w:r>
-            <w:proofErr w:type="spellStart"/>
-            <w:r>
-              <w:t>stay</w:t>
-            </w:r>
-            <w:proofErr w:type="spellEnd"/>
-            <w:r>
-              <w:t xml:space="preserve"> </w:t>
-            </w:r>
-            <w:proofErr w:type="spellStart"/>
-            <w:r>
-              <w:t>at</w:t>
-            </w:r>
-            <w:proofErr w:type="spellEnd"/>
-            <w:r>
-              <w:t xml:space="preserve"> </w:t>
+            <w:r>
+              <w:t xml:space="preserve">Logs 30 days and traces 7 days in GCS. Metrics stay at </w:t>
             </w:r>
             <w:r>
               <w:rPr>
@@ -7066,71 +3739,7 @@
               <w:t>7</w:t>
             </w:r>
             <w:r>
-              <w:t xml:space="preserve"> </w:t>
-            </w:r>
-            <w:proofErr w:type="spellStart"/>
-            <w:r>
-              <w:t>days</w:t>
-            </w:r>
-            <w:proofErr w:type="spellEnd"/>
-            <w:r>
-              <w:t xml:space="preserve">; </w:t>
-            </w:r>
-            <w:proofErr w:type="spellStart"/>
-            <w:r>
-              <w:t>Thanos</w:t>
-            </w:r>
-            <w:proofErr w:type="spellEnd"/>
-            <w:r>
-              <w:t xml:space="preserve"> </w:t>
-            </w:r>
-            <w:proofErr w:type="spellStart"/>
-            <w:r>
-              <w:t>or</w:t>
-            </w:r>
-            <w:proofErr w:type="spellEnd"/>
-            <w:r>
-              <w:t xml:space="preserve"> </w:t>
-            </w:r>
-            <w:proofErr w:type="spellStart"/>
-            <w:r>
-              <w:t>Managed</w:t>
-            </w:r>
-            <w:proofErr w:type="spellEnd"/>
-            <w:r>
-              <w:t xml:space="preserve"> </w:t>
-            </w:r>
-            <w:proofErr w:type="spellStart"/>
-            <w:r>
-              <w:t>Prometheus</w:t>
-            </w:r>
-            <w:proofErr w:type="spellEnd"/>
-            <w:r>
-              <w:t xml:space="preserve"> </w:t>
-            </w:r>
-            <w:proofErr w:type="spellStart"/>
-            <w:r>
-              <w:t>would</w:t>
-            </w:r>
-            <w:proofErr w:type="spellEnd"/>
-            <w:r>
-              <w:t xml:space="preserve"> </w:t>
-            </w:r>
-            <w:proofErr w:type="spellStart"/>
-            <w:r>
-              <w:t>extend</w:t>
-            </w:r>
-            <w:proofErr w:type="spellEnd"/>
-            <w:r>
-              <w:t xml:space="preserve"> </w:t>
-            </w:r>
-            <w:proofErr w:type="spellStart"/>
-            <w:r>
-              <w:t>that</w:t>
-            </w:r>
-            <w:proofErr w:type="spellEnd"/>
-            <w:r>
-              <w:t>.</w:t>
+              <w:t xml:space="preserve"> days; Thanos or Managed Prometheus would extend that.</w:t>
             </w:r>
           </w:p>
         </w:tc>
@@ -7161,15 +3770,7 @@
               <w:spacing w:after="0"/>
             </w:pPr>
             <w:r>
-              <w:t xml:space="preserve">DNS </w:t>
-            </w:r>
-            <w:proofErr w:type="spellStart"/>
-            <w:r>
-              <w:t>and</w:t>
-            </w:r>
-            <w:proofErr w:type="spellEnd"/>
-            <w:r>
-              <w:t xml:space="preserve"> TLS</w:t>
+              <w:t>DNS and TLS</w:t>
             </w:r>
           </w:p>
         </w:tc>
@@ -7194,19 +3795,9 @@
             <w:pPr>
               <w:spacing w:after="0"/>
             </w:pPr>
-            <w:proofErr w:type="spellStart"/>
-            <w:r>
-              <w:t>Partly</w:t>
-            </w:r>
-            <w:proofErr w:type="spellEnd"/>
-            <w:r>
-              <w:t xml:space="preserve"> </w:t>
-            </w:r>
-            <w:proofErr w:type="spellStart"/>
-            <w:r>
-              <w:t>done</w:t>
-            </w:r>
-            <w:proofErr w:type="spellEnd"/>
+            <w:r>
+              <w:t>Partly done</w:t>
+            </w:r>
           </w:p>
         </w:tc>
         <w:tc>
@@ -7230,69 +3821,8 @@
             <w:pPr>
               <w:spacing w:after="0"/>
             </w:pPr>
-            <w:proofErr w:type="spellStart"/>
-            <w:r>
-              <w:t>Own</w:t>
-            </w:r>
-            <w:proofErr w:type="spellEnd"/>
-            <w:r>
-              <w:t xml:space="preserve"> </w:t>
-            </w:r>
-            <w:proofErr w:type="spellStart"/>
-            <w:r>
-              <w:t>domain</w:t>
-            </w:r>
-            <w:proofErr w:type="spellEnd"/>
-            <w:r>
-              <w:t xml:space="preserve">, </w:t>
-            </w:r>
-            <w:proofErr w:type="spellStart"/>
-            <w:r>
-              <w:t>static</w:t>
-            </w:r>
-            <w:proofErr w:type="spellEnd"/>
-            <w:r>
-              <w:t xml:space="preserve"> IP, </w:t>
-            </w:r>
-            <w:proofErr w:type="spellStart"/>
-            <w:r>
-              <w:t>managed</w:t>
-            </w:r>
-            <w:proofErr w:type="spellEnd"/>
-            <w:r>
-              <w:t xml:space="preserve"> </w:t>
-            </w:r>
-            <w:proofErr w:type="spellStart"/>
-            <w:r>
-              <w:t>certificate</w:t>
-            </w:r>
-            <w:proofErr w:type="spellEnd"/>
-            <w:r>
-              <w:t xml:space="preserve">, HTTPS </w:t>
-            </w:r>
-            <w:proofErr w:type="spellStart"/>
-            <w:r>
-              <w:t>redirect</w:t>
-            </w:r>
-            <w:proofErr w:type="spellEnd"/>
-            <w:r>
-              <w:t xml:space="preserve">, TLS 1.2 </w:t>
-            </w:r>
-            <w:proofErr w:type="spellStart"/>
-            <w:r>
-              <w:t>or</w:t>
-            </w:r>
-            <w:proofErr w:type="spellEnd"/>
-            <w:r>
-              <w:t xml:space="preserve"> </w:t>
-            </w:r>
-            <w:proofErr w:type="spellStart"/>
-            <w:r>
-              <w:t>newer</w:t>
-            </w:r>
-            <w:proofErr w:type="spellEnd"/>
-            <w:r>
-              <w:t>.</w:t>
+            <w:r>
+              <w:t>Own domain, static IP, managed certificate, HTTPS redirect, TLS 1.2 or newer.</w:t>
             </w:r>
           </w:p>
         </w:tc>
@@ -7322,19 +3852,9 @@
             <w:pPr>
               <w:spacing w:after="0"/>
             </w:pPr>
-            <w:proofErr w:type="spellStart"/>
-            <w:r>
-              <w:t>Security</w:t>
-            </w:r>
-            <w:proofErr w:type="spellEnd"/>
-            <w:r>
-              <w:t xml:space="preserve"> </w:t>
-            </w:r>
-            <w:proofErr w:type="spellStart"/>
-            <w:r>
-              <w:t>hardening</w:t>
-            </w:r>
-            <w:proofErr w:type="spellEnd"/>
+            <w:r>
+              <w:t>Security hardening</w:t>
+            </w:r>
           </w:p>
         </w:tc>
         <w:tc>
@@ -7358,19 +3878,9 @@
             <w:pPr>
               <w:spacing w:after="0"/>
             </w:pPr>
-            <w:proofErr w:type="spellStart"/>
-            <w:r>
-              <w:t>Partly</w:t>
-            </w:r>
-            <w:proofErr w:type="spellEnd"/>
-            <w:r>
-              <w:t xml:space="preserve"> </w:t>
-            </w:r>
-            <w:proofErr w:type="spellStart"/>
-            <w:r>
-              <w:t>done</w:t>
-            </w:r>
-            <w:proofErr w:type="spellEnd"/>
+            <w:r>
+              <w:t>Partly done</w:t>
+            </w:r>
           </w:p>
         </w:tc>
         <w:tc>
@@ -7394,173 +3904,8 @@
             <w:pPr>
               <w:spacing w:after="0"/>
             </w:pPr>
-            <w:proofErr w:type="spellStart"/>
-            <w:r>
-              <w:t>Private</w:t>
-            </w:r>
-            <w:proofErr w:type="spellEnd"/>
-            <w:r>
-              <w:t xml:space="preserve"> </w:t>
-            </w:r>
-            <w:proofErr w:type="spellStart"/>
-            <w:r>
-              <w:t>nodes</w:t>
-            </w:r>
-            <w:proofErr w:type="spellEnd"/>
-            <w:r>
-              <w:t xml:space="preserve">, </w:t>
-            </w:r>
-            <w:proofErr w:type="spellStart"/>
-            <w:r>
-              <w:t>least-privilege</w:t>
-            </w:r>
-            <w:proofErr w:type="spellEnd"/>
-            <w:r>
-              <w:t xml:space="preserve"> </w:t>
-            </w:r>
-            <w:proofErr w:type="spellStart"/>
-            <w:r>
-              <w:t>accounts</w:t>
-            </w:r>
-            <w:proofErr w:type="spellEnd"/>
-            <w:r>
-              <w:t xml:space="preserve">, </w:t>
-            </w:r>
-            <w:proofErr w:type="spellStart"/>
-            <w:r>
-              <w:t>Workload</w:t>
-            </w:r>
-            <w:proofErr w:type="spellEnd"/>
-            <w:r>
-              <w:t xml:space="preserve"> </w:t>
-            </w:r>
-            <w:proofErr w:type="spellStart"/>
-            <w:r>
-              <w:t>Identity</w:t>
-            </w:r>
-            <w:proofErr w:type="spellEnd"/>
-            <w:r>
-              <w:t xml:space="preserve">, </w:t>
-            </w:r>
-            <w:proofErr w:type="spellStart"/>
-            <w:r>
-              <w:t>private</w:t>
-            </w:r>
-            <w:proofErr w:type="spellEnd"/>
-            <w:r>
-              <w:t xml:space="preserve"> </w:t>
-            </w:r>
-            <w:proofErr w:type="spellStart"/>
-            <w:r>
-              <w:t>buckets</w:t>
-            </w:r>
-            <w:proofErr w:type="spellEnd"/>
-            <w:r>
-              <w:t xml:space="preserve">. </w:t>
-            </w:r>
-            <w:proofErr w:type="spellStart"/>
-            <w:r>
-              <w:t>Not</w:t>
-            </w:r>
-            <w:proofErr w:type="spellEnd"/>
-            <w:r>
-              <w:t xml:space="preserve"> </w:t>
-            </w:r>
-            <w:proofErr w:type="spellStart"/>
-            <w:r>
-              <w:t>done</w:t>
-            </w:r>
-            <w:proofErr w:type="spellEnd"/>
-            <w:r>
-              <w:t xml:space="preserve">: </w:t>
-            </w:r>
-            <w:proofErr w:type="spellStart"/>
-            <w:r>
-              <w:t>NetworkPolicy</w:t>
-            </w:r>
-            <w:proofErr w:type="spellEnd"/>
-            <w:r>
-              <w:t xml:space="preserve">, </w:t>
-            </w:r>
-            <w:proofErr w:type="spellStart"/>
-            <w:r>
-              <w:t>service</w:t>
-            </w:r>
-            <w:proofErr w:type="spellEnd"/>
-            <w:r>
-              <w:t xml:space="preserve"> </w:t>
-            </w:r>
-            <w:proofErr w:type="spellStart"/>
-            <w:r>
-              <w:t>mesh</w:t>
-            </w:r>
-            <w:proofErr w:type="spellEnd"/>
-            <w:r>
-              <w:t xml:space="preserve"> </w:t>
-            </w:r>
-            <w:proofErr w:type="spellStart"/>
-            <w:r>
-              <w:t>with</w:t>
-            </w:r>
-            <w:proofErr w:type="spellEnd"/>
-            <w:r>
-              <w:t xml:space="preserve"> </w:t>
-            </w:r>
-            <w:proofErr w:type="spellStart"/>
-            <w:r>
-              <w:t>mTLS</w:t>
-            </w:r>
-            <w:proofErr w:type="spellEnd"/>
-            <w:r>
-              <w:t xml:space="preserve">, </w:t>
-            </w:r>
-            <w:proofErr w:type="spellStart"/>
-            <w:r>
-              <w:t>authorized</w:t>
-            </w:r>
-            <w:proofErr w:type="spellEnd"/>
-            <w:r>
-              <w:t xml:space="preserve"> </w:t>
-            </w:r>
-            <w:proofErr w:type="spellStart"/>
-            <w:r>
-              <w:t>networks</w:t>
-            </w:r>
-            <w:proofErr w:type="spellEnd"/>
-            <w:r>
-              <w:t xml:space="preserve"> </w:t>
-            </w:r>
-            <w:proofErr w:type="spellStart"/>
-            <w:r>
-              <w:t>for</w:t>
-            </w:r>
-            <w:proofErr w:type="spellEnd"/>
-            <w:r>
-              <w:t xml:space="preserve"> </w:t>
-            </w:r>
-            <w:proofErr w:type="spellStart"/>
-            <w:r>
-              <w:t>the</w:t>
-            </w:r>
-            <w:proofErr w:type="spellEnd"/>
-            <w:r>
-              <w:t xml:space="preserve"> API, </w:t>
-            </w:r>
-            <w:proofErr w:type="spellStart"/>
-            <w:r>
-              <w:t>Secret</w:t>
-            </w:r>
-            <w:proofErr w:type="spellEnd"/>
-            <w:r>
-              <w:t xml:space="preserve"> </w:t>
-            </w:r>
-            <w:proofErr w:type="spellStart"/>
-            <w:r>
-              <w:t>Manager</w:t>
-            </w:r>
-            <w:proofErr w:type="spellEnd"/>
-            <w:r>
-              <w:t>.</w:t>
+            <w:r>
+              <w:t>Private nodes, least-privilege accounts, Workload Identity, private buckets. Not done: NetworkPolicy, service mesh with mTLS, authorized networks for the API, Secret Manager.</w:t>
             </w:r>
           </w:p>
         </w:tc>
@@ -7590,19 +3935,9 @@
             <w:pPr>
               <w:spacing w:after="0"/>
             </w:pPr>
-            <w:proofErr w:type="spellStart"/>
-            <w:r>
-              <w:t>Extra</w:t>
-            </w:r>
-            <w:proofErr w:type="spellEnd"/>
-            <w:r>
-              <w:t xml:space="preserve"> </w:t>
-            </w:r>
-            <w:proofErr w:type="spellStart"/>
-            <w:r>
-              <w:t>tooling</w:t>
-            </w:r>
-            <w:proofErr w:type="spellEnd"/>
+            <w:r>
+              <w:t>Extra tooling</w:t>
+            </w:r>
           </w:p>
         </w:tc>
         <w:tc>
@@ -7626,19 +3961,9 @@
             <w:pPr>
               <w:spacing w:after="0"/>
             </w:pPr>
-            <w:proofErr w:type="spellStart"/>
-            <w:r>
-              <w:t>Partly</w:t>
-            </w:r>
-            <w:proofErr w:type="spellEnd"/>
-            <w:r>
-              <w:t xml:space="preserve"> </w:t>
-            </w:r>
-            <w:proofErr w:type="spellStart"/>
-            <w:r>
-              <w:t>done</w:t>
-            </w:r>
-            <w:proofErr w:type="spellEnd"/>
+            <w:r>
+              <w:t>Partly done</w:t>
+            </w:r>
           </w:p>
         </w:tc>
         <w:tc>
@@ -7663,103 +3988,7 @@
               <w:spacing w:after="0"/>
             </w:pPr>
             <w:r>
-              <w:t>E-</w:t>
-            </w:r>
-            <w:proofErr w:type="spellStart"/>
-            <w:r>
-              <w:t>mail</w:t>
-            </w:r>
-            <w:proofErr w:type="spellEnd"/>
-            <w:r>
-              <w:t xml:space="preserve"> </w:t>
-            </w:r>
-            <w:proofErr w:type="spellStart"/>
-            <w:r>
-              <w:t>alerting</w:t>
-            </w:r>
-            <w:proofErr w:type="spellEnd"/>
-            <w:r>
-              <w:t xml:space="preserve">, </w:t>
-            </w:r>
-            <w:proofErr w:type="spellStart"/>
-            <w:r>
-              <w:t>custom</w:t>
-            </w:r>
-            <w:proofErr w:type="spellEnd"/>
-            <w:r>
-              <w:t xml:space="preserve"> </w:t>
-            </w:r>
-            <w:proofErr w:type="spellStart"/>
-            <w:r>
-              <w:t>alert</w:t>
-            </w:r>
-            <w:proofErr w:type="spellEnd"/>
-            <w:r>
-              <w:t xml:space="preserve"> </w:t>
-            </w:r>
-            <w:proofErr w:type="spellStart"/>
-            <w:r>
-              <w:t>rules</w:t>
-            </w:r>
-            <w:proofErr w:type="spellEnd"/>
-            <w:r>
-              <w:t xml:space="preserve">, </w:t>
-            </w:r>
-            <w:proofErr w:type="spellStart"/>
-            <w:r>
-              <w:t>dashboard</w:t>
-            </w:r>
-            <w:proofErr w:type="spellEnd"/>
-            <w:r>
-              <w:t xml:space="preserve"> </w:t>
-            </w:r>
-            <w:proofErr w:type="spellStart"/>
-            <w:r>
-              <w:t>as</w:t>
-            </w:r>
-            <w:proofErr w:type="spellEnd"/>
-            <w:r>
-              <w:t xml:space="preserve"> </w:t>
-            </w:r>
-            <w:proofErr w:type="spellStart"/>
-            <w:r>
-              <w:t>code</w:t>
-            </w:r>
-            <w:proofErr w:type="spellEnd"/>
-            <w:r>
-              <w:t xml:space="preserve">,. </w:t>
-            </w:r>
-            <w:proofErr w:type="spellStart"/>
-            <w:r>
-              <w:t>Not</w:t>
-            </w:r>
-            <w:proofErr w:type="spellEnd"/>
-            <w:r>
-              <w:t xml:space="preserve"> </w:t>
-            </w:r>
-            <w:proofErr w:type="spellStart"/>
-            <w:r>
-              <w:t>done</w:t>
-            </w:r>
-            <w:proofErr w:type="spellEnd"/>
-            <w:r>
-              <w:t xml:space="preserve">: </w:t>
-            </w:r>
-            <w:proofErr w:type="spellStart"/>
-            <w:r>
-              <w:t>GitOps</w:t>
-            </w:r>
-            <w:proofErr w:type="spellEnd"/>
-            <w:r>
-              <w:t xml:space="preserve">, CI </w:t>
-            </w:r>
-            <w:proofErr w:type="spellStart"/>
-            <w:r>
-              <w:t>pipeline</w:t>
-            </w:r>
-            <w:proofErr w:type="spellEnd"/>
-            <w:r>
-              <w:t>.</w:t>
+              <w:t>E-mail alerting, custom alert rules, dashboard as code,. Not done: GitOps, CI pipeline.</w:t>
             </w:r>
           </w:p>
         </w:tc>
@@ -7887,43 +4116,16 @@
           <w:szCs w:val="24"/>
           <w:lang w:val="en-US"/>
         </w:rPr>
-        <w:t>git. Kubernetes and node upgrades happen on their own through the release channel. A CI job should run terraform plan and helm lint on every change. Beyond routine upkeep, several parts need to be reworked: a service mesh should be added, because there is currently no control over traffic between services (</w:t>
-      </w:r>
-      <w:proofErr w:type="spellStart"/>
-      <w:r>
-        <w:rPr>
-          <w:sz w:val="24"/>
-          <w:szCs w:val="24"/>
-          <w:lang w:val="en-US"/>
-        </w:rPr>
-        <w:t>mTLS</w:t>
-      </w:r>
-      <w:proofErr w:type="spellEnd"/>
-      <w:r>
-        <w:rPr>
-          <w:sz w:val="24"/>
-          <w:szCs w:val="24"/>
-          <w:lang w:val="en-US"/>
-        </w:rPr>
-        <w:t xml:space="preserve">, authorization policies, retries); the Prometheus approach should be redone, with Thanos or Managed Prometheus for long-term storage and one consistent view of the two replicas; Tempo should get an </w:t>
-      </w:r>
-      <w:proofErr w:type="spellStart"/>
-      <w:r>
-        <w:rPr>
-          <w:sz w:val="24"/>
-          <w:szCs w:val="24"/>
-          <w:lang w:val="en-US"/>
-        </w:rPr>
-        <w:t>OpenTelemetry</w:t>
-      </w:r>
-      <w:proofErr w:type="spellEnd"/>
-      <w:r>
-        <w:rPr>
-          <w:sz w:val="24"/>
-          <w:szCs w:val="24"/>
-          <w:lang w:val="en-US"/>
-        </w:rPr>
-        <w:t xml:space="preserve"> Collector in front of it and move to distributed mode; and Grafana should be made highly available by moving its database to </w:t>
+        <w:t xml:space="preserve">git. Kubernetes and node upgrades happen on their own through the release channel. A CI job should run terraform plan and helm lint on every change. Beyond routine upkeep, several parts need to be reworked: a service mesh should be added, because there is currently no control over traffic between services (mTLS, authorization policies, retries); the Prometheus approach should be redone, with Thanos or Managed Prometheus for long-term storage and one consistent view of the two replicas; Tempo should get an OpenTelemetry Collector in front of it and move to distributed mode; and Grafana should be </w:t>
+      </w:r>
+      <w:r>
+        <w:rPr>
+          <w:sz w:val="24"/>
+          <w:szCs w:val="24"/>
+          <w:lang w:val="en-US"/>
+        </w:rPr>
+        <w:lastRenderedPageBreak/>
+        <w:t xml:space="preserve">made highly available by moving its database to </w:t>
       </w:r>
       <w:r>
         <w:rPr>
